--- a/插件详细手册/10.互动/关于允许操作触发.docx
+++ b/插件详细手册/10.互动/关于允许操作触发.docx
@@ -1,30 +1,33 @@
 
 <file path=word/document.xml><?xml version="1.0" encoding="utf-8"?>
-<w:document xmlns:wpc="http://schemas.microsoft.com/office/word/2010/wordprocessingCanvas" xmlns:cx="http://schemas.microsoft.com/office/drawing/2014/chartex" xmlns:cx1="http://schemas.microsoft.com/office/drawing/2015/9/8/chartex" xmlns:cx2="http://schemas.microsoft.com/office/drawing/2015/10/21/chartex" xmlns:cx3="http://schemas.microsoft.com/office/drawing/2016/5/9/chartex" xmlns:cx4="http://schemas.microsoft.com/office/drawing/2016/5/10/chartex" xmlns:cx5="http://schemas.microsoft.com/office/drawing/2016/5/11/chartex" xmlns:cx6="http://schemas.microsoft.com/office/drawing/2016/5/12/chartex" xmlns:cx7="http://schemas.microsoft.com/office/drawing/2016/5/13/chartex" xmlns:cx8="http://schemas.microsoft.com/office/drawing/2016/5/14/chartex" xmlns:mc="http://schemas.openxmlformats.org/markup-compatibility/2006" xmlns:aink="http://schemas.microsoft.com/office/drawing/2016/ink" xmlns:am3d="http://schemas.microsoft.com/office/drawing/2017/model3d" xmlns:o="urn:schemas-microsoft-com:office:office" xmlns:r="http://schemas.openxmlformats.org/officeDocument/2006/relationships" xmlns:m="http://schemas.openxmlformats.org/officeDocument/2006/math" xmlns:v="urn:schemas-microsoft-com:vml" xmlns:wp14="http://schemas.microsoft.com/office/word/2010/wordprocessingDrawing" xmlns:wp="http://schemas.openxmlformats.org/drawingml/2006/wordprocessingDrawing" xmlns:w10="urn:schemas-microsoft-com:office:word" xmlns:w="http://schemas.openxmlformats.org/wordprocessingml/2006/main" xmlns:w14="http://schemas.microsoft.com/office/word/2010/wordml" xmlns:w15="http://schemas.microsoft.com/office/word/2012/wordml" xmlns:w16cex="http://schemas.microsoft.com/office/word/2018/wordml/cex" xmlns:w16cid="http://schemas.microsoft.com/office/word/2016/wordml/cid" xmlns:w16="http://schemas.microsoft.com/office/word/2018/wordml" xmlns:w16se="http://schemas.microsoft.com/office/word/2015/wordml/symex" xmlns:wpg="http://schemas.microsoft.com/office/word/2010/wordprocessingGroup" xmlns:wpi="http://schemas.microsoft.com/office/word/2010/wordprocessingInk" xmlns:wne="http://schemas.microsoft.com/office/word/2006/wordml" xmlns:wps="http://schemas.microsoft.com/office/word/2010/wordprocessingShape" mc:Ignorable="w14 w15 w16se w16cid w16 w16cex wp14">
+<w:document xmlns:wpc="http://schemas.microsoft.com/office/word/2010/wordprocessingCanvas" xmlns:cx="http://schemas.microsoft.com/office/drawing/2014/chartex" xmlns:cx1="http://schemas.microsoft.com/office/drawing/2015/9/8/chartex" xmlns:cx2="http://schemas.microsoft.com/office/drawing/2015/10/21/chartex" xmlns:cx3="http://schemas.microsoft.com/office/drawing/2016/5/9/chartex" xmlns:cx4="http://schemas.microsoft.com/office/drawing/2016/5/10/chartex" xmlns:cx5="http://schemas.microsoft.com/office/drawing/2016/5/11/chartex" xmlns:cx6="http://schemas.microsoft.com/office/drawing/2016/5/12/chartex" xmlns:cx7="http://schemas.microsoft.com/office/drawing/2016/5/13/chartex" xmlns:cx8="http://schemas.microsoft.com/office/drawing/2016/5/14/chartex" xmlns:mc="http://schemas.openxmlformats.org/markup-compatibility/2006" xmlns:aink="http://schemas.microsoft.com/office/drawing/2016/ink" xmlns:am3d="http://schemas.microsoft.com/office/drawing/2017/model3d" xmlns:o="urn:schemas-microsoft-com:office:office" xmlns:oel="http://schemas.microsoft.com/office/2019/extlst" xmlns:r="http://schemas.openxmlformats.org/officeDocument/2006/relationships" xmlns:m="http://schemas.openxmlformats.org/officeDocument/2006/math" xmlns:v="urn:schemas-microsoft-com:vml" xmlns:wp14="http://schemas.microsoft.com/office/word/2010/wordprocessingDrawing" xmlns:wp="http://schemas.openxmlformats.org/drawingml/2006/wordprocessingDrawing" xmlns:w10="urn:schemas-microsoft-com:office:word" xmlns:w="http://schemas.openxmlformats.org/wordprocessingml/2006/main" xmlns:w14="http://schemas.microsoft.com/office/word/2010/wordml" xmlns:w15="http://schemas.microsoft.com/office/word/2012/wordml" xmlns:w16cex="http://schemas.microsoft.com/office/word/2018/wordml/cex" xmlns:w16cid="http://schemas.microsoft.com/office/word/2016/wordml/cid" xmlns:w16="http://schemas.microsoft.com/office/word/2018/wordml" xmlns:w16du="http://schemas.microsoft.com/office/word/2023/wordml/word16du" xmlns:w16sdtdh="http://schemas.microsoft.com/office/word/2020/wordml/sdtdatahash" xmlns:w16sdtfl="http://schemas.microsoft.com/office/word/2024/wordml/sdtformatlock" xmlns:w16se="http://schemas.microsoft.com/office/word/2015/wordml/symex" xmlns:wpg="http://schemas.microsoft.com/office/word/2010/wordprocessingGroup" xmlns:wpi="http://schemas.microsoft.com/office/word/2010/wordprocessingInk" xmlns:wne="http://schemas.microsoft.com/office/word/2006/wordml" xmlns:wps="http://schemas.microsoft.com/office/word/2010/wordprocessingShape" mc:Ignorable="w14 w15 w16se w16cid w16 w16cex w16sdtdh w16sdtfl w16du wp14">
   <w:body>
     <w:p>
       <w:pPr>
         <w:pStyle w:val="2"/>
         <w:rPr>
+          <w:rFonts w:ascii="等线 Light" w:eastAsia="等线 Light" w:hAnsi="等线 Light" w:cs="Times New Roman" w:hint="eastAsia"/>
+        </w:rPr>
+      </w:pPr>
+      <w:r>
+        <w:rPr>
+          <w:rFonts w:ascii="等线 Light" w:eastAsia="等线 Light" w:hAnsi="等线 Light" w:cs="Times New Roman" w:hint="eastAsia"/>
+        </w:rPr>
+        <w:t>概述</w:t>
+      </w:r>
+      <w:r>
+        <w:rPr>
           <w:rFonts w:ascii="等线 Light" w:eastAsia="等线 Light" w:hAnsi="等线 Light" w:cs="Times New Roman"/>
         </w:rPr>
-      </w:pPr>
-      <w:r>
-        <w:rPr>
-          <w:rFonts w:ascii="等线 Light" w:eastAsia="等线 Light" w:hAnsi="等线 Light" w:cs="Times New Roman" w:hint="eastAsia"/>
-        </w:rPr>
-        <w:t>概述</w:t>
-      </w:r>
-      <w:r>
-        <w:rPr>
-          <w:rFonts w:ascii="等线 Light" w:eastAsia="等线 Light" w:hAnsi="等线 Light" w:cs="Times New Roman"/>
-        </w:rPr>
         <w:t xml:space="preserve"> </w:t>
       </w:r>
     </w:p>
     <w:p>
       <w:pPr>
         <w:pStyle w:val="3"/>
+        <w:rPr>
+          <w:rFonts w:hint="eastAsia"/>
+        </w:rPr>
       </w:pPr>
       <w:r>
         <w:rPr>
@@ -177,16 +180,13 @@
             </w:pPr>
             <w:r>
               <w:rPr>
-                <w:rFonts w:ascii="Tahoma" w:eastAsia="微软雅黑" w:hAnsi="Tahoma"/>
                 <w:noProof/>
-                <w:kern w:val="0"/>
-                <w:sz w:val="22"/>
               </w:rPr>
               <w:drawing>
-                <wp:inline distT="0" distB="0" distL="0" distR="0" wp14:anchorId="14901AE7" wp14:editId="7764D560">
-                  <wp:extent cx="1196340" cy="622373"/>
-                  <wp:effectExtent l="0" t="0" r="3810" b="6350"/>
-                  <wp:docPr id="714793032" name="图片 1"/>
+                <wp:inline distT="0" distB="0" distL="0" distR="0" wp14:anchorId="50C7804C" wp14:editId="54064C17">
+                  <wp:extent cx="1314450" cy="685800"/>
+                  <wp:effectExtent l="0" t="0" r="0" b="0"/>
+                  <wp:docPr id="1698395055" name="图片 1"/>
                   <wp:cNvGraphicFramePr>
                     <a:graphicFrameLocks xmlns:a="http://schemas.openxmlformats.org/drawingml/2006/main" noChangeAspect="1"/>
                   </wp:cNvGraphicFramePr>
@@ -194,7 +194,7 @@
                     <a:graphicData uri="http://schemas.openxmlformats.org/drawingml/2006/picture">
                       <pic:pic xmlns:pic="http://schemas.openxmlformats.org/drawingml/2006/picture">
                         <pic:nvPicPr>
-                          <pic:cNvPr id="0" name="Picture 25"/>
+                          <pic:cNvPr id="0" name="Picture 4"/>
                           <pic:cNvPicPr>
                             <a:picLocks noChangeAspect="1" noChangeArrowheads="1"/>
                           </pic:cNvPicPr>
@@ -215,7 +215,7 @@
                         <pic:spPr bwMode="auto">
                           <a:xfrm>
                             <a:off x="0" y="0"/>
-                            <a:ext cx="1201304" cy="624955"/>
+                            <a:ext cx="1314450" cy="685800"/>
                           </a:xfrm>
                           <a:prstGeom prst="rect">
                             <a:avLst/>
@@ -386,11 +386,20 @@
         <w:t xml:space="preserve"> </w:t>
       </w:r>
     </w:p>
-    <w:p/>
+    <w:p>
+      <w:pPr>
+        <w:rPr>
+          <w:rFonts w:hint="eastAsia"/>
+        </w:rPr>
+      </w:pPr>
+    </w:p>
     <w:p>
       <w:pPr>
         <w:widowControl/>
         <w:jc w:val="left"/>
+        <w:rPr>
+          <w:rFonts w:hint="eastAsia"/>
+        </w:rPr>
       </w:pPr>
       <w:r>
         <w:br w:type="page"/>
@@ -399,6 +408,9 @@
     <w:p>
       <w:pPr>
         <w:pStyle w:val="3"/>
+        <w:rPr>
+          <w:rFonts w:hint="eastAsia"/>
+        </w:rPr>
       </w:pPr>
       <w:r>
         <w:rPr>
@@ -451,7 +463,6 @@
         </w:rPr>
         <w:t>◆</w:t>
       </w:r>
-      <w:proofErr w:type="spellStart"/>
       <w:r>
         <w:rPr>
           <w:rFonts w:ascii="Tahoma" w:eastAsia="微软雅黑" w:hAnsi="Tahoma"/>
@@ -460,7 +471,6 @@
         </w:rPr>
         <w:t>Drill_PlayerAllowTrigger</w:t>
       </w:r>
-      <w:proofErr w:type="spellEnd"/>
       <w:r>
         <w:rPr>
           <w:rFonts w:ascii="Tahoma" w:eastAsia="微软雅黑" w:hAnsi="Tahoma" w:hint="eastAsia"/>
@@ -540,7 +550,6 @@
         </w:rPr>
         <w:t>◆</w:t>
       </w:r>
-      <w:proofErr w:type="spellStart"/>
       <w:r>
         <w:rPr>
           <w:rFonts w:ascii="Tahoma" w:eastAsia="微软雅黑" w:hAnsi="Tahoma"/>
@@ -549,7 +558,6 @@
         </w:rPr>
         <w:t>Drill_PlayerAllowEventTrigger</w:t>
       </w:r>
-      <w:proofErr w:type="spellEnd"/>
       <w:r>
         <w:rPr>
           <w:rFonts w:ascii="Tahoma" w:eastAsia="微软雅黑" w:hAnsi="Tahoma"/>
@@ -796,6 +804,9 @@
     <w:p>
       <w:pPr>
         <w:pStyle w:val="3"/>
+        <w:rPr>
+          <w:rFonts w:hint="eastAsia"/>
+        </w:rPr>
       </w:pPr>
       <w:r>
         <w:rPr>
@@ -1127,7 +1138,7 @@
               <w:spacing w:after="200"/>
               <w:jc w:val="left"/>
               <w:rPr>
-                <w:rFonts w:ascii="微软雅黑" w:eastAsia="微软雅黑" w:hAnsi="微软雅黑"/>
+                <w:rFonts w:ascii="微软雅黑" w:eastAsia="微软雅黑" w:hAnsi="微软雅黑" w:hint="eastAsia"/>
               </w:rPr>
             </w:pPr>
             <w:hyperlink w:anchor="_操作事件触发" w:history="1">
@@ -1149,11 +1160,20 @@
         </w:tc>
       </w:tr>
     </w:tbl>
-    <w:p/>
+    <w:p>
+      <w:pPr>
+        <w:rPr>
+          <w:rFonts w:hint="eastAsia"/>
+        </w:rPr>
+      </w:pPr>
+    </w:p>
     <w:p>
       <w:pPr>
         <w:widowControl/>
         <w:jc w:val="left"/>
+        <w:rPr>
+          <w:rFonts w:hint="eastAsia"/>
+        </w:rPr>
       </w:pPr>
       <w:r>
         <w:br w:type="page"/>
@@ -1162,6 +1182,9 @@
     <w:p>
       <w:pPr>
         <w:pStyle w:val="2"/>
+        <w:rPr>
+          <w:rFonts w:hint="eastAsia"/>
+        </w:rPr>
       </w:pPr>
       <w:r>
         <w:rPr>
@@ -1180,11 +1203,14 @@
     <w:p>
       <w:pPr>
         <w:pStyle w:val="3"/>
-      </w:pPr>
-      <w:r>
         <w:rPr>
           <w:rFonts w:hint="eastAsia"/>
         </w:rPr>
+      </w:pPr>
+      <w:r>
+        <w:rPr>
+          <w:rFonts w:hint="eastAsia"/>
+        </w:rPr>
         <w:t>定义</w:t>
       </w:r>
     </w:p>
@@ -1194,7 +1220,7 @@
         <w:snapToGrid w:val="0"/>
         <w:spacing w:before="120" w:after="120" w:line="240" w:lineRule="auto"/>
         <w:rPr>
-          <w:rFonts w:ascii="微软雅黑" w:eastAsia="微软雅黑" w:hAnsi="微软雅黑"/>
+          <w:rFonts w:ascii="微软雅黑" w:eastAsia="微软雅黑" w:hAnsi="微软雅黑" w:hint="eastAsia"/>
           <w:sz w:val="22"/>
           <w:szCs w:val="22"/>
         </w:rPr>
@@ -1441,7 +1467,7 @@
       <w:pPr>
         <w:snapToGrid w:val="0"/>
         <w:rPr>
-          <w:rFonts w:ascii="Tahoma" w:eastAsia="微软雅黑" w:hAnsi="Tahoma" w:hint="eastAsia"/>
+          <w:rFonts w:ascii="Tahoma" w:eastAsia="微软雅黑" w:hAnsi="Tahoma"/>
           <w:kern w:val="0"/>
           <w:sz w:val="22"/>
         </w:rPr>
@@ -1647,10 +1673,10 @@
             <v:path o:extrusionok="f" gradientshapeok="t" o:connecttype="rect"/>
             <o:lock v:ext="edit" aspectratio="t"/>
           </v:shapetype>
-          <v:shape id="_x0000_i1025" type="#_x0000_t75" style="width:414.6pt;height:175.2pt" o:ole="">
+          <v:shape id="_x0000_i1025" type="#_x0000_t75" style="width:414.75pt;height:175.5pt" o:ole="">
             <v:imagedata r:id="rId9" o:title=""/>
           </v:shape>
-          <o:OLEObject Type="Embed" ProgID="Visio.Drawing.15" ShapeID="_x0000_i1025" DrawAspect="Content" ObjectID="_1768363807" r:id="rId10"/>
+          <o:OLEObject Type="Embed" ProgID="Visio.Drawing.15" ShapeID="_x0000_i1025" DrawAspect="Content" ObjectID="_1805810792" r:id="rId10"/>
         </w:object>
       </w:r>
       <w:bookmarkEnd w:id="5"/>
@@ -1795,7 +1821,7 @@
         <w:snapToGrid w:val="0"/>
         <w:spacing w:before="120" w:after="120" w:line="240" w:lineRule="auto"/>
         <w:rPr>
-          <w:rFonts w:ascii="微软雅黑" w:eastAsia="微软雅黑" w:hAnsi="微软雅黑"/>
+          <w:rFonts w:ascii="微软雅黑" w:eastAsia="微软雅黑" w:hAnsi="微软雅黑" w:hint="eastAsia"/>
           <w:sz w:val="22"/>
           <w:szCs w:val="22"/>
         </w:rPr>
@@ -2120,6 +2146,9 @@
     <w:p>
       <w:pPr>
         <w:pStyle w:val="3"/>
+        <w:rPr>
+          <w:rFonts w:hint="eastAsia"/>
+        </w:rPr>
       </w:pPr>
       <w:r>
         <w:rPr>
@@ -2135,7 +2164,7 @@
         <w:snapToGrid w:val="0"/>
         <w:spacing w:before="120" w:after="120" w:line="240" w:lineRule="auto"/>
         <w:rPr>
-          <w:rFonts w:ascii="微软雅黑" w:eastAsia="微软雅黑" w:hAnsi="微软雅黑"/>
+          <w:rFonts w:ascii="微软雅黑" w:eastAsia="微软雅黑" w:hAnsi="微软雅黑" w:hint="eastAsia"/>
           <w:sz w:val="22"/>
           <w:szCs w:val="22"/>
         </w:rPr>
@@ -2174,6 +2203,11 @@
             <w:shd w:val="clear" w:color="auto" w:fill="DEEAF6" w:themeFill="accent1" w:themeFillTint="33"/>
           </w:tcPr>
           <w:p>
+            <w:pPr>
+              <w:rPr>
+                <w:rFonts w:hint="eastAsia"/>
+              </w:rPr>
+            </w:pPr>
             <w:r>
               <w:rPr>
                 <w:rFonts w:ascii="Tahoma" w:eastAsia="微软雅黑" w:hAnsi="Tahoma" w:hint="eastAsia"/>
@@ -2869,7 +2903,7 @@
         <w:widowControl/>
         <w:jc w:val="center"/>
         <w:rPr>
-          <w:rFonts w:ascii="宋体" w:eastAsia="宋体" w:hAnsi="宋体" w:cs="宋体"/>
+          <w:rFonts w:ascii="宋体" w:eastAsia="宋体" w:hAnsi="宋体" w:cs="宋体" w:hint="eastAsia"/>
           <w:kern w:val="0"/>
           <w:sz w:val="24"/>
           <w:szCs w:val="24"/>
@@ -3307,8 +3341,6 @@
         </w:rPr>
         <w:t>。</w:t>
       </w:r>
-      <w:bookmarkStart w:id="9" w:name="_GoBack"/>
-      <w:bookmarkEnd w:id="9"/>
     </w:p>
     <w:p>
       <w:pPr>
@@ -3316,17 +3348,17 @@
         <w:spacing w:after="200"/>
         <w:jc w:val="center"/>
         <w:rPr>
-          <w:rFonts w:ascii="Tahoma" w:eastAsia="微软雅黑" w:hAnsi="Tahoma" w:hint="eastAsia"/>
+          <w:rFonts w:ascii="Tahoma" w:eastAsia="微软雅黑" w:hAnsi="Tahoma"/>
           <w:kern w:val="0"/>
           <w:sz w:val="22"/>
         </w:rPr>
       </w:pPr>
       <w:r>
         <w:object w:dxaOrig="10824" w:dyaOrig="3408" w14:anchorId="37BEC564">
-          <v:shape id="_x0000_i1033" type="#_x0000_t75" style="width:397.8pt;height:125.4pt" o:ole="">
+          <v:shape id="_x0000_i1026" type="#_x0000_t75" style="width:397.5pt;height:125.25pt" o:ole="">
             <v:imagedata r:id="rId12" o:title=""/>
           </v:shape>
-          <o:OLEObject Type="Embed" ProgID="Visio.Drawing.15" ShapeID="_x0000_i1033" DrawAspect="Content" ObjectID="_1768363808" r:id="rId13"/>
+          <o:OLEObject Type="Embed" ProgID="Visio.Drawing.15" ShapeID="_x0000_i1026" DrawAspect="Content" ObjectID="_1805810793" r:id="rId13"/>
         </w:object>
       </w:r>
     </w:p>
@@ -3355,13 +3387,13 @@
         <w:snapToGrid w:val="0"/>
         <w:spacing w:before="120" w:after="120" w:line="240" w:lineRule="auto"/>
         <w:rPr>
-          <w:rFonts w:ascii="微软雅黑" w:eastAsia="微软雅黑" w:hAnsi="微软雅黑"/>
+          <w:rFonts w:ascii="微软雅黑" w:eastAsia="微软雅黑" w:hAnsi="微软雅黑" w:hint="eastAsia"/>
           <w:sz w:val="22"/>
           <w:szCs w:val="22"/>
         </w:rPr>
       </w:pPr>
-      <w:bookmarkStart w:id="10" w:name="_2)_不允许的条件"/>
-      <w:bookmarkEnd w:id="10"/>
+      <w:bookmarkStart w:id="9" w:name="_2)_不允许的条件"/>
+      <w:bookmarkEnd w:id="9"/>
       <w:r>
         <w:rPr>
           <w:rFonts w:ascii="微软雅黑" w:eastAsia="微软雅黑" w:hAnsi="微软雅黑"/>
@@ -3850,9 +3882,12 @@
     <w:p>
       <w:pPr>
         <w:pStyle w:val="3"/>
-      </w:pPr>
-      <w:bookmarkStart w:id="11" w:name="_操作事件触发"/>
-      <w:bookmarkEnd w:id="11"/>
+        <w:rPr>
+          <w:rFonts w:hint="eastAsia"/>
+        </w:rPr>
+      </w:pPr>
+      <w:bookmarkStart w:id="10" w:name="_操作事件触发"/>
+      <w:bookmarkEnd w:id="10"/>
       <w:r>
         <w:rPr>
           <w:rFonts w:hint="eastAsia"/>
@@ -3915,7 +3950,6 @@
         </w:rPr>
         <w:t>◆</w:t>
       </w:r>
-      <w:proofErr w:type="spellStart"/>
       <w:r>
         <w:rPr>
           <w:rFonts w:ascii="Tahoma" w:eastAsia="微软雅黑" w:hAnsi="Tahoma"/>
@@ -3924,7 +3958,6 @@
         </w:rPr>
         <w:t>Drill_PlayerAllowTrigger</w:t>
       </w:r>
-      <w:proofErr w:type="spellEnd"/>
       <w:r>
         <w:rPr>
           <w:rFonts w:ascii="Tahoma" w:eastAsia="微软雅黑" w:hAnsi="Tahoma" w:hint="eastAsia"/>
@@ -4004,7 +4037,6 @@
         </w:rPr>
         <w:t>◆</w:t>
       </w:r>
-      <w:proofErr w:type="spellStart"/>
       <w:r>
         <w:rPr>
           <w:rFonts w:ascii="Tahoma" w:eastAsia="微软雅黑" w:hAnsi="Tahoma"/>
@@ -4013,7 +4045,6 @@
         </w:rPr>
         <w:t>Drill_PlayerAllowEventTrigger</w:t>
       </w:r>
-      <w:proofErr w:type="spellEnd"/>
       <w:r>
         <w:rPr>
           <w:rFonts w:ascii="Tahoma" w:eastAsia="微软雅黑" w:hAnsi="Tahoma"/>
@@ -4381,10 +4412,10 @@
           <w:sz w:val="22"/>
         </w:rPr>
         <w:object w:dxaOrig="9565" w:dyaOrig="2112" w14:anchorId="182B3406">
-          <v:shape id="_x0000_i1026" type="#_x0000_t75" style="width:415.2pt;height:91.8pt" o:ole="">
+          <v:shape id="_x0000_i1027" type="#_x0000_t75" style="width:414.75pt;height:91.5pt" o:ole="">
             <v:imagedata r:id="rId14" o:title=""/>
           </v:shape>
-          <o:OLEObject Type="Embed" ProgID="Visio.Drawing.15" ShapeID="_x0000_i1026" DrawAspect="Content" ObjectID="_1768363809" r:id="rId15"/>
+          <o:OLEObject Type="Embed" ProgID="Visio.Drawing.15" ShapeID="_x0000_i1027" DrawAspect="Content" ObjectID="_1805810794" r:id="rId15"/>
         </w:object>
       </w:r>
     </w:p>
@@ -4481,6 +4512,9 @@
     <w:p>
       <w:pPr>
         <w:pStyle w:val="2"/>
+        <w:rPr>
+          <w:rFonts w:hint="eastAsia"/>
+        </w:rPr>
       </w:pPr>
       <w:r>
         <w:rPr>
@@ -4499,13 +4533,16 @@
     <w:p>
       <w:pPr>
         <w:pStyle w:val="3"/>
-      </w:pPr>
-      <w:bookmarkStart w:id="12" w:name="_设计控制一个事件并能操作触发"/>
-      <w:bookmarkEnd w:id="12"/>
-      <w:r>
         <w:rPr>
           <w:rFonts w:hint="eastAsia"/>
         </w:rPr>
+      </w:pPr>
+      <w:bookmarkStart w:id="11" w:name="_设计控制一个事件并能操作触发"/>
+      <w:bookmarkEnd w:id="11"/>
+      <w:r>
+        <w:rPr>
+          <w:rFonts w:hint="eastAsia"/>
+        </w:rPr>
         <w:t>设计</w:t>
       </w:r>
       <w:r>
@@ -4527,7 +4564,7 @@
         <w:snapToGrid w:val="0"/>
         <w:spacing w:before="120" w:after="120" w:line="240" w:lineRule="auto"/>
         <w:rPr>
-          <w:rFonts w:ascii="微软雅黑" w:eastAsia="微软雅黑" w:hAnsi="微软雅黑"/>
+          <w:rFonts w:ascii="微软雅黑" w:eastAsia="微软雅黑" w:hAnsi="微软雅黑" w:hint="eastAsia"/>
           <w:sz w:val="22"/>
           <w:szCs w:val="22"/>
         </w:rPr>
@@ -4862,7 +4899,7 @@
         <w:snapToGrid w:val="0"/>
         <w:jc w:val="center"/>
         <w:rPr>
-          <w:rFonts w:ascii="宋体" w:eastAsia="宋体" w:hAnsi="宋体" w:cs="宋体"/>
+          <w:rFonts w:ascii="宋体" w:eastAsia="宋体" w:hAnsi="宋体" w:cs="宋体" w:hint="eastAsia"/>
           <w:kern w:val="0"/>
           <w:sz w:val="24"/>
           <w:szCs w:val="24"/>
@@ -4933,7 +4970,7 @@
         <w:snapToGrid w:val="0"/>
         <w:jc w:val="center"/>
         <w:rPr>
-          <w:rFonts w:ascii="宋体" w:eastAsia="宋体" w:hAnsi="宋体" w:cs="宋体"/>
+          <w:rFonts w:ascii="宋体" w:eastAsia="宋体" w:hAnsi="宋体" w:cs="宋体" w:hint="eastAsia"/>
           <w:kern w:val="0"/>
           <w:sz w:val="24"/>
           <w:szCs w:val="24"/>
@@ -5003,7 +5040,7 @@
         <w:snapToGrid w:val="0"/>
         <w:spacing w:before="120" w:after="120" w:line="240" w:lineRule="auto"/>
         <w:rPr>
-          <w:rFonts w:ascii="微软雅黑" w:eastAsia="微软雅黑" w:hAnsi="微软雅黑"/>
+          <w:rFonts w:ascii="微软雅黑" w:eastAsia="微软雅黑" w:hAnsi="微软雅黑" w:hint="eastAsia"/>
           <w:sz w:val="22"/>
           <w:szCs w:val="22"/>
         </w:rPr>
@@ -5110,7 +5147,6 @@
         </w:rPr>
         <w:tab/>
       </w:r>
-      <w:proofErr w:type="spellStart"/>
       <w:r>
         <w:rPr>
           <w:rFonts w:ascii="Tahoma" w:eastAsia="微软雅黑" w:hAnsi="Tahoma"/>
@@ -5119,7 +5155,6 @@
         </w:rPr>
         <w:t>Drill_PlayerAllowMove</w:t>
       </w:r>
-      <w:proofErr w:type="spellEnd"/>
       <w:r>
         <w:rPr>
           <w:rFonts w:ascii="Tahoma" w:eastAsia="微软雅黑" w:hAnsi="Tahoma"/>
@@ -5196,7 +5231,6 @@
         </w:rPr>
         <w:tab/>
       </w:r>
-      <w:proofErr w:type="spellStart"/>
       <w:r>
         <w:rPr>
           <w:rFonts w:ascii="Tahoma" w:eastAsia="微软雅黑" w:hAnsi="Tahoma"/>
@@ -5205,7 +5239,6 @@
         </w:rPr>
         <w:t>Drill_PlayerAllowTrigger</w:t>
       </w:r>
-      <w:proofErr w:type="spellEnd"/>
       <w:r>
         <w:rPr>
           <w:rFonts w:ascii="Tahoma" w:eastAsia="微软雅黑" w:hAnsi="Tahoma"/>
@@ -5282,7 +5315,6 @@
         </w:rPr>
         <w:tab/>
       </w:r>
-      <w:proofErr w:type="spellStart"/>
       <w:r>
         <w:rPr>
           <w:rFonts w:ascii="Tahoma" w:eastAsia="微软雅黑" w:hAnsi="Tahoma"/>
@@ -5291,7 +5323,6 @@
         </w:rPr>
         <w:t>Drill_PlayerAllowEventMove</w:t>
       </w:r>
-      <w:proofErr w:type="spellEnd"/>
       <w:r>
         <w:rPr>
           <w:rFonts w:ascii="Tahoma" w:eastAsia="微软雅黑" w:hAnsi="Tahoma"/>
@@ -5360,7 +5391,6 @@
         </w:rPr>
         <w:tab/>
       </w:r>
-      <w:proofErr w:type="spellStart"/>
       <w:r>
         <w:rPr>
           <w:rFonts w:ascii="Tahoma" w:eastAsia="微软雅黑" w:hAnsi="Tahoma"/>
@@ -5369,7 +5399,6 @@
         </w:rPr>
         <w:t>Drill_PlayerAllowEventTrigger</w:t>
       </w:r>
-      <w:proofErr w:type="spellEnd"/>
       <w:r>
         <w:rPr>
           <w:rFonts w:ascii="Tahoma" w:eastAsia="微软雅黑" w:hAnsi="Tahoma"/>
@@ -5788,17 +5817,8 @@
           <w:sz w:val="22"/>
         </w:rPr>
         <w:tab/>
-      </w:r>
-      <w:proofErr w:type="spellStart"/>
-      <w:r>
-        <w:rPr>
-          <w:rFonts w:ascii="Tahoma" w:eastAsia="微软雅黑" w:hAnsi="Tahoma"/>
-          <w:kern w:val="0"/>
-          <w:sz w:val="22"/>
-        </w:rPr>
         <w:t>Drill_LayerCamera</w:t>
       </w:r>
-      <w:proofErr w:type="spellEnd"/>
       <w:r>
         <w:rPr>
           <w:rFonts w:ascii="Tahoma" w:eastAsia="微软雅黑" w:hAnsi="Tahoma"/>
@@ -5943,7 +5963,7 @@
         <w:snapToGrid w:val="0"/>
         <w:spacing w:before="120" w:after="120" w:line="240" w:lineRule="auto"/>
         <w:rPr>
-          <w:rFonts w:ascii="微软雅黑" w:eastAsia="微软雅黑" w:hAnsi="微软雅黑"/>
+          <w:rFonts w:ascii="微软雅黑" w:eastAsia="微软雅黑" w:hAnsi="微软雅黑" w:hint="eastAsia"/>
           <w:sz w:val="22"/>
           <w:szCs w:val="22"/>
         </w:rPr>
@@ -6001,7 +6021,7 @@
         <w:snapToGrid w:val="0"/>
         <w:jc w:val="center"/>
         <w:rPr>
-          <w:rFonts w:ascii="宋体" w:eastAsia="宋体" w:hAnsi="宋体" w:cs="宋体"/>
+          <w:rFonts w:ascii="宋体" w:eastAsia="宋体" w:hAnsi="宋体" w:cs="宋体" w:hint="eastAsia"/>
           <w:kern w:val="0"/>
           <w:sz w:val="24"/>
           <w:szCs w:val="24"/>
@@ -6132,7 +6152,7 @@
         <w:snapToGrid w:val="0"/>
         <w:jc w:val="center"/>
         <w:rPr>
-          <w:rFonts w:ascii="宋体" w:eastAsia="宋体" w:hAnsi="宋体" w:cs="宋体"/>
+          <w:rFonts w:ascii="宋体" w:eastAsia="宋体" w:hAnsi="宋体" w:cs="宋体" w:hint="eastAsia"/>
           <w:kern w:val="0"/>
           <w:sz w:val="24"/>
           <w:szCs w:val="24"/>
@@ -6224,7 +6244,7 @@
         <w:snapToGrid w:val="0"/>
         <w:jc w:val="center"/>
         <w:rPr>
-          <w:rFonts w:ascii="宋体" w:eastAsia="宋体" w:hAnsi="宋体" w:cs="宋体"/>
+          <w:rFonts w:ascii="宋体" w:eastAsia="宋体" w:hAnsi="宋体" w:cs="宋体" w:hint="eastAsia"/>
           <w:kern w:val="0"/>
           <w:sz w:val="24"/>
           <w:szCs w:val="24"/>
@@ -6385,7 +6405,7 @@
         <w:snapToGrid w:val="0"/>
         <w:spacing w:before="120" w:after="120" w:line="240" w:lineRule="auto"/>
         <w:rPr>
-          <w:rFonts w:ascii="微软雅黑" w:eastAsia="微软雅黑" w:hAnsi="微软雅黑"/>
+          <w:rFonts w:ascii="微软雅黑" w:eastAsia="微软雅黑" w:hAnsi="微软雅黑" w:hint="eastAsia"/>
           <w:sz w:val="22"/>
           <w:szCs w:val="22"/>
         </w:rPr>
@@ -6459,7 +6479,7 @@
         <w:snapToGrid w:val="0"/>
         <w:jc w:val="left"/>
         <w:rPr>
-          <w:rFonts w:ascii="宋体" w:eastAsia="宋体" w:hAnsi="宋体" w:cs="宋体"/>
+          <w:rFonts w:ascii="宋体" w:eastAsia="宋体" w:hAnsi="宋体" w:cs="宋体" w:hint="eastAsia"/>
           <w:kern w:val="0"/>
           <w:sz w:val="24"/>
           <w:szCs w:val="24"/>
@@ -6479,7 +6499,7 @@
         <w:widowControl/>
         <w:jc w:val="left"/>
         <w:rPr>
-          <w:rFonts w:ascii="宋体" w:eastAsia="宋体" w:hAnsi="宋体" w:cs="宋体"/>
+          <w:rFonts w:ascii="宋体" w:eastAsia="宋体" w:hAnsi="宋体" w:cs="宋体" w:hint="eastAsia"/>
           <w:kern w:val="0"/>
           <w:sz w:val="24"/>
           <w:szCs w:val="24"/>
@@ -6548,7 +6568,7 @@
         <w:widowControl/>
         <w:jc w:val="left"/>
         <w:rPr>
-          <w:rFonts w:ascii="宋体" w:eastAsia="宋体" w:hAnsi="宋体" w:cs="宋体"/>
+          <w:rFonts w:ascii="宋体" w:eastAsia="宋体" w:hAnsi="宋体" w:cs="宋体" w:hint="eastAsia"/>
           <w:kern w:val="0"/>
           <w:sz w:val="24"/>
           <w:szCs w:val="24"/>
@@ -6637,9 +6657,14 @@
 </file>
 
 <file path=word/endnotes.xml><?xml version="1.0" encoding="utf-8"?>
-<w:endnotes xmlns:wpc="http://schemas.microsoft.com/office/word/2010/wordprocessingCanvas" xmlns:cx="http://schemas.microsoft.com/office/drawing/2014/chartex" xmlns:cx1="http://schemas.microsoft.com/office/drawing/2015/9/8/chartex" xmlns:cx2="http://schemas.microsoft.com/office/drawing/2015/10/21/chartex" xmlns:cx3="http://schemas.microsoft.com/office/drawing/2016/5/9/chartex" xmlns:cx4="http://schemas.microsoft.com/office/drawing/2016/5/10/chartex" xmlns:cx5="http://schemas.microsoft.com/office/drawing/2016/5/11/chartex" xmlns:cx6="http://schemas.microsoft.com/office/drawing/2016/5/12/chartex" xmlns:cx7="http://schemas.microsoft.com/office/drawing/2016/5/13/chartex" xmlns:cx8="http://schemas.microsoft.com/office/drawing/2016/5/14/chartex" xmlns:mc="http://schemas.openxmlformats.org/markup-compatibility/2006" xmlns:aink="http://schemas.microsoft.com/office/drawing/2016/ink" xmlns:am3d="http://schemas.microsoft.com/office/drawing/2017/model3d" xmlns:o="urn:schemas-microsoft-com:office:office" xmlns:r="http://schemas.openxmlformats.org/officeDocument/2006/relationships" xmlns:m="http://schemas.openxmlformats.org/officeDocument/2006/math" xmlns:v="urn:schemas-microsoft-com:vml" xmlns:wp14="http://schemas.microsoft.com/office/word/2010/wordprocessingDrawing" xmlns:wp="http://schemas.openxmlformats.org/drawingml/2006/wordprocessingDrawing" xmlns:w10="urn:schemas-microsoft-com:office:word" xmlns:w="http://schemas.openxmlformats.org/wordprocessingml/2006/main" xmlns:w14="http://schemas.microsoft.com/office/word/2010/wordml" xmlns:w15="http://schemas.microsoft.com/office/word/2012/wordml" xmlns:w16cex="http://schemas.microsoft.com/office/word/2018/wordml/cex" xmlns:w16cid="http://schemas.microsoft.com/office/word/2016/wordml/cid" xmlns:w16="http://schemas.microsoft.com/office/word/2018/wordml" xmlns:w16se="http://schemas.microsoft.com/office/word/2015/wordml/symex" xmlns:wpg="http://schemas.microsoft.com/office/word/2010/wordprocessingGroup" xmlns:wpi="http://schemas.microsoft.com/office/word/2010/wordprocessingInk" xmlns:wne="http://schemas.microsoft.com/office/word/2006/wordml" xmlns:wps="http://schemas.microsoft.com/office/word/2010/wordprocessingShape" mc:Ignorable="w14 w15 w16se w16cid w16 w16cex wp14">
+<w:endnotes xmlns:wpc="http://schemas.microsoft.com/office/word/2010/wordprocessingCanvas" xmlns:cx="http://schemas.microsoft.com/office/drawing/2014/chartex" xmlns:cx1="http://schemas.microsoft.com/office/drawing/2015/9/8/chartex" xmlns:cx2="http://schemas.microsoft.com/office/drawing/2015/10/21/chartex" xmlns:cx3="http://schemas.microsoft.com/office/drawing/2016/5/9/chartex" xmlns:cx4="http://schemas.microsoft.com/office/drawing/2016/5/10/chartex" xmlns:cx5="http://schemas.microsoft.com/office/drawing/2016/5/11/chartex" xmlns:cx6="http://schemas.microsoft.com/office/drawing/2016/5/12/chartex" xmlns:cx7="http://schemas.microsoft.com/office/drawing/2016/5/13/chartex" xmlns:cx8="http://schemas.microsoft.com/office/drawing/2016/5/14/chartex" xmlns:mc="http://schemas.openxmlformats.org/markup-compatibility/2006" xmlns:aink="http://schemas.microsoft.com/office/drawing/2016/ink" xmlns:am3d="http://schemas.microsoft.com/office/drawing/2017/model3d" xmlns:o="urn:schemas-microsoft-com:office:office" xmlns:oel="http://schemas.microsoft.com/office/2019/extlst" xmlns:r="http://schemas.openxmlformats.org/officeDocument/2006/relationships" xmlns:m="http://schemas.openxmlformats.org/officeDocument/2006/math" xmlns:v="urn:schemas-microsoft-com:vml" xmlns:wp14="http://schemas.microsoft.com/office/word/2010/wordprocessingDrawing" xmlns:wp="http://schemas.openxmlformats.org/drawingml/2006/wordprocessingDrawing" xmlns:w10="urn:schemas-microsoft-com:office:word" xmlns:w="http://schemas.openxmlformats.org/wordprocessingml/2006/main" xmlns:w14="http://schemas.microsoft.com/office/word/2010/wordml" xmlns:w15="http://schemas.microsoft.com/office/word/2012/wordml" xmlns:w16cex="http://schemas.microsoft.com/office/word/2018/wordml/cex" xmlns:w16cid="http://schemas.microsoft.com/office/word/2016/wordml/cid" xmlns:w16="http://schemas.microsoft.com/office/word/2018/wordml" xmlns:w16du="http://schemas.microsoft.com/office/word/2023/wordml/word16du" xmlns:w16sdtdh="http://schemas.microsoft.com/office/word/2020/wordml/sdtdatahash" xmlns:w16sdtfl="http://schemas.microsoft.com/office/word/2024/wordml/sdtformatlock" xmlns:w16se="http://schemas.microsoft.com/office/word/2015/wordml/symex" xmlns:wpg="http://schemas.microsoft.com/office/word/2010/wordprocessingGroup" xmlns:wpi="http://schemas.microsoft.com/office/word/2010/wordprocessingInk" xmlns:wne="http://schemas.microsoft.com/office/word/2006/wordml" xmlns:wps="http://schemas.microsoft.com/office/word/2010/wordprocessingShape" mc:Ignorable="w14 w15 w16se w16cid w16 w16cex w16sdtdh w16sdtfl w16du wp14">
   <w:endnote w:type="separator" w:id="-1">
     <w:p>
+      <w:pPr>
+        <w:rPr>
+          <w:rFonts w:hint="eastAsia"/>
+        </w:rPr>
+      </w:pPr>
       <w:r>
         <w:separator/>
       </w:r>
@@ -6647,6 +6672,11 @@
   </w:endnote>
   <w:endnote w:type="continuationSeparator" w:id="0">
     <w:p>
+      <w:pPr>
+        <w:rPr>
+          <w:rFonts w:hint="eastAsia"/>
+        </w:rPr>
+      </w:pPr>
       <w:r>
         <w:continuationSeparator/>
       </w:r>
@@ -6656,9 +6686,14 @@
 </file>
 
 <file path=word/footnotes.xml><?xml version="1.0" encoding="utf-8"?>
-<w:footnotes xmlns:wpc="http://schemas.microsoft.com/office/word/2010/wordprocessingCanvas" xmlns:cx="http://schemas.microsoft.com/office/drawing/2014/chartex" xmlns:cx1="http://schemas.microsoft.com/office/drawing/2015/9/8/chartex" xmlns:cx2="http://schemas.microsoft.com/office/drawing/2015/10/21/chartex" xmlns:cx3="http://schemas.microsoft.com/office/drawing/2016/5/9/chartex" xmlns:cx4="http://schemas.microsoft.com/office/drawing/2016/5/10/chartex" xmlns:cx5="http://schemas.microsoft.com/office/drawing/2016/5/11/chartex" xmlns:cx6="http://schemas.microsoft.com/office/drawing/2016/5/12/chartex" xmlns:cx7="http://schemas.microsoft.com/office/drawing/2016/5/13/chartex" xmlns:cx8="http://schemas.microsoft.com/office/drawing/2016/5/14/chartex" xmlns:mc="http://schemas.openxmlformats.org/markup-compatibility/2006" xmlns:aink="http://schemas.microsoft.com/office/drawing/2016/ink" xmlns:am3d="http://schemas.microsoft.com/office/drawing/2017/model3d" xmlns:o="urn:schemas-microsoft-com:office:office" xmlns:r="http://schemas.openxmlformats.org/officeDocument/2006/relationships" xmlns:m="http://schemas.openxmlformats.org/officeDocument/2006/math" xmlns:v="urn:schemas-microsoft-com:vml" xmlns:wp14="http://schemas.microsoft.com/office/word/2010/wordprocessingDrawing" xmlns:wp="http://schemas.openxmlformats.org/drawingml/2006/wordprocessingDrawing" xmlns:w10="urn:schemas-microsoft-com:office:word" xmlns:w="http://schemas.openxmlformats.org/wordprocessingml/2006/main" xmlns:w14="http://schemas.microsoft.com/office/word/2010/wordml" xmlns:w15="http://schemas.microsoft.com/office/word/2012/wordml" xmlns:w16cex="http://schemas.microsoft.com/office/word/2018/wordml/cex" xmlns:w16cid="http://schemas.microsoft.com/office/word/2016/wordml/cid" xmlns:w16="http://schemas.microsoft.com/office/word/2018/wordml" xmlns:w16se="http://schemas.microsoft.com/office/word/2015/wordml/symex" xmlns:wpg="http://schemas.microsoft.com/office/word/2010/wordprocessingGroup" xmlns:wpi="http://schemas.microsoft.com/office/word/2010/wordprocessingInk" xmlns:wne="http://schemas.microsoft.com/office/word/2006/wordml" xmlns:wps="http://schemas.microsoft.com/office/word/2010/wordprocessingShape" mc:Ignorable="w14 w15 w16se w16cid w16 w16cex wp14">
+<w:footnotes xmlns:wpc="http://schemas.microsoft.com/office/word/2010/wordprocessingCanvas" xmlns:cx="http://schemas.microsoft.com/office/drawing/2014/chartex" xmlns:cx1="http://schemas.microsoft.com/office/drawing/2015/9/8/chartex" xmlns:cx2="http://schemas.microsoft.com/office/drawing/2015/10/21/chartex" xmlns:cx3="http://schemas.microsoft.com/office/drawing/2016/5/9/chartex" xmlns:cx4="http://schemas.microsoft.com/office/drawing/2016/5/10/chartex" xmlns:cx5="http://schemas.microsoft.com/office/drawing/2016/5/11/chartex" xmlns:cx6="http://schemas.microsoft.com/office/drawing/2016/5/12/chartex" xmlns:cx7="http://schemas.microsoft.com/office/drawing/2016/5/13/chartex" xmlns:cx8="http://schemas.microsoft.com/office/drawing/2016/5/14/chartex" xmlns:mc="http://schemas.openxmlformats.org/markup-compatibility/2006" xmlns:aink="http://schemas.microsoft.com/office/drawing/2016/ink" xmlns:am3d="http://schemas.microsoft.com/office/drawing/2017/model3d" xmlns:o="urn:schemas-microsoft-com:office:office" xmlns:oel="http://schemas.microsoft.com/office/2019/extlst" xmlns:r="http://schemas.openxmlformats.org/officeDocument/2006/relationships" xmlns:m="http://schemas.openxmlformats.org/officeDocument/2006/math" xmlns:v="urn:schemas-microsoft-com:vml" xmlns:wp14="http://schemas.microsoft.com/office/word/2010/wordprocessingDrawing" xmlns:wp="http://schemas.openxmlformats.org/drawingml/2006/wordprocessingDrawing" xmlns:w10="urn:schemas-microsoft-com:office:word" xmlns:w="http://schemas.openxmlformats.org/wordprocessingml/2006/main" xmlns:w14="http://schemas.microsoft.com/office/word/2010/wordml" xmlns:w15="http://schemas.microsoft.com/office/word/2012/wordml" xmlns:w16cex="http://schemas.microsoft.com/office/word/2018/wordml/cex" xmlns:w16cid="http://schemas.microsoft.com/office/word/2016/wordml/cid" xmlns:w16="http://schemas.microsoft.com/office/word/2018/wordml" xmlns:w16du="http://schemas.microsoft.com/office/word/2023/wordml/word16du" xmlns:w16sdtdh="http://schemas.microsoft.com/office/word/2020/wordml/sdtdatahash" xmlns:w16sdtfl="http://schemas.microsoft.com/office/word/2024/wordml/sdtformatlock" xmlns:w16se="http://schemas.microsoft.com/office/word/2015/wordml/symex" xmlns:wpg="http://schemas.microsoft.com/office/word/2010/wordprocessingGroup" xmlns:wpi="http://schemas.microsoft.com/office/word/2010/wordprocessingInk" xmlns:wne="http://schemas.microsoft.com/office/word/2006/wordml" xmlns:wps="http://schemas.microsoft.com/office/word/2010/wordprocessingShape" mc:Ignorable="w14 w15 w16se w16cid w16 w16cex w16sdtdh w16sdtfl w16du wp14">
   <w:footnote w:type="separator" w:id="-1">
     <w:p>
+      <w:pPr>
+        <w:rPr>
+          <w:rFonts w:hint="eastAsia"/>
+        </w:rPr>
+      </w:pPr>
       <w:r>
         <w:separator/>
       </w:r>
@@ -6666,6 +6701,11 @@
   </w:footnote>
   <w:footnote w:type="continuationSeparator" w:id="0">
     <w:p>
+      <w:pPr>
+        <w:rPr>
+          <w:rFonts w:hint="eastAsia"/>
+        </w:rPr>
+      </w:pPr>
       <w:r>
         <w:continuationSeparator/>
       </w:r>
@@ -6675,12 +6715,12 @@
 </file>
 
 <file path=word/header1.xml><?xml version="1.0" encoding="utf-8"?>
-<w:hdr xmlns:wpc="http://schemas.microsoft.com/office/word/2010/wordprocessingCanvas" xmlns:cx="http://schemas.microsoft.com/office/drawing/2014/chartex" xmlns:cx1="http://schemas.microsoft.com/office/drawing/2015/9/8/chartex" xmlns:cx2="http://schemas.microsoft.com/office/drawing/2015/10/21/chartex" xmlns:cx3="http://schemas.microsoft.com/office/drawing/2016/5/9/chartex" xmlns:cx4="http://schemas.microsoft.com/office/drawing/2016/5/10/chartex" xmlns:cx5="http://schemas.microsoft.com/office/drawing/2016/5/11/chartex" xmlns:cx6="http://schemas.microsoft.com/office/drawing/2016/5/12/chartex" xmlns:cx7="http://schemas.microsoft.com/office/drawing/2016/5/13/chartex" xmlns:cx8="http://schemas.microsoft.com/office/drawing/2016/5/14/chartex" xmlns:mc="http://schemas.openxmlformats.org/markup-compatibility/2006" xmlns:aink="http://schemas.microsoft.com/office/drawing/2016/ink" xmlns:am3d="http://schemas.microsoft.com/office/drawing/2017/model3d" xmlns:o="urn:schemas-microsoft-com:office:office" xmlns:r="http://schemas.openxmlformats.org/officeDocument/2006/relationships" xmlns:m="http://schemas.openxmlformats.org/officeDocument/2006/math" xmlns:v="urn:schemas-microsoft-com:vml" xmlns:wp14="http://schemas.microsoft.com/office/word/2010/wordprocessingDrawing" xmlns:wp="http://schemas.openxmlformats.org/drawingml/2006/wordprocessingDrawing" xmlns:w10="urn:schemas-microsoft-com:office:word" xmlns:w="http://schemas.openxmlformats.org/wordprocessingml/2006/main" xmlns:w14="http://schemas.microsoft.com/office/word/2010/wordml" xmlns:w15="http://schemas.microsoft.com/office/word/2012/wordml" xmlns:w16cex="http://schemas.microsoft.com/office/word/2018/wordml/cex" xmlns:w16cid="http://schemas.microsoft.com/office/word/2016/wordml/cid" xmlns:w16="http://schemas.microsoft.com/office/word/2018/wordml" xmlns:w16se="http://schemas.microsoft.com/office/word/2015/wordml/symex" xmlns:wpg="http://schemas.microsoft.com/office/word/2010/wordprocessingGroup" xmlns:wpi="http://schemas.microsoft.com/office/word/2010/wordprocessingInk" xmlns:wne="http://schemas.microsoft.com/office/word/2006/wordml" xmlns:wps="http://schemas.microsoft.com/office/word/2010/wordprocessingShape" mc:Ignorable="w14 w15 w16se w16cid w16 w16cex wp14">
+<w:hdr xmlns:wpc="http://schemas.microsoft.com/office/word/2010/wordprocessingCanvas" xmlns:cx="http://schemas.microsoft.com/office/drawing/2014/chartex" xmlns:cx1="http://schemas.microsoft.com/office/drawing/2015/9/8/chartex" xmlns:cx2="http://schemas.microsoft.com/office/drawing/2015/10/21/chartex" xmlns:cx3="http://schemas.microsoft.com/office/drawing/2016/5/9/chartex" xmlns:cx4="http://schemas.microsoft.com/office/drawing/2016/5/10/chartex" xmlns:cx5="http://schemas.microsoft.com/office/drawing/2016/5/11/chartex" xmlns:cx6="http://schemas.microsoft.com/office/drawing/2016/5/12/chartex" xmlns:cx7="http://schemas.microsoft.com/office/drawing/2016/5/13/chartex" xmlns:cx8="http://schemas.microsoft.com/office/drawing/2016/5/14/chartex" xmlns:mc="http://schemas.openxmlformats.org/markup-compatibility/2006" xmlns:aink="http://schemas.microsoft.com/office/drawing/2016/ink" xmlns:am3d="http://schemas.microsoft.com/office/drawing/2017/model3d" xmlns:o="urn:schemas-microsoft-com:office:office" xmlns:oel="http://schemas.microsoft.com/office/2019/extlst" xmlns:r="http://schemas.openxmlformats.org/officeDocument/2006/relationships" xmlns:m="http://schemas.openxmlformats.org/officeDocument/2006/math" xmlns:v="urn:schemas-microsoft-com:vml" xmlns:wp14="http://schemas.microsoft.com/office/word/2010/wordprocessingDrawing" xmlns:wp="http://schemas.openxmlformats.org/drawingml/2006/wordprocessingDrawing" xmlns:w10="urn:schemas-microsoft-com:office:word" xmlns:w="http://schemas.openxmlformats.org/wordprocessingml/2006/main" xmlns:w14="http://schemas.microsoft.com/office/word/2010/wordml" xmlns:w15="http://schemas.microsoft.com/office/word/2012/wordml" xmlns:w16cex="http://schemas.microsoft.com/office/word/2018/wordml/cex" xmlns:w16cid="http://schemas.microsoft.com/office/word/2016/wordml/cid" xmlns:w16="http://schemas.microsoft.com/office/word/2018/wordml" xmlns:w16du="http://schemas.microsoft.com/office/word/2023/wordml/word16du" xmlns:w16sdtdh="http://schemas.microsoft.com/office/word/2020/wordml/sdtdatahash" xmlns:w16sdtfl="http://schemas.microsoft.com/office/word/2024/wordml/sdtformatlock" xmlns:w16se="http://schemas.microsoft.com/office/word/2015/wordml/symex" xmlns:wpg="http://schemas.microsoft.com/office/word/2010/wordprocessingGroup" xmlns:wpi="http://schemas.microsoft.com/office/word/2010/wordprocessingInk" xmlns:wne="http://schemas.microsoft.com/office/word/2006/wordml" xmlns:wps="http://schemas.microsoft.com/office/word/2010/wordprocessingShape" mc:Ignorable="w14 w15 w16se w16cid w16 w16cex w16sdtdh w16sdtfl w16du wp14">
   <w:p>
     <w:pPr>
       <w:jc w:val="center"/>
       <w:rPr>
-        <w:rFonts w:ascii="微软雅黑" w:eastAsia="微软雅黑" w:hAnsi="微软雅黑"/>
+        <w:rFonts w:ascii="微软雅黑" w:eastAsia="微软雅黑" w:hAnsi="微软雅黑" w:hint="eastAsia"/>
         <w:sz w:val="20"/>
       </w:rPr>
     </w:pPr>
@@ -6773,7 +6813,6 @@
       </w:rPr>
       <w:t xml:space="preserve">   </w:t>
     </w:r>
-    <w:proofErr w:type="spellStart"/>
     <w:r>
       <w:rPr>
         <w:rFonts w:ascii="微软雅黑" w:eastAsia="微软雅黑" w:hAnsi="微软雅黑"/>
@@ -6781,13 +6820,12 @@
       </w:rPr>
       <w:t>drill_up</w:t>
     </w:r>
-    <w:proofErr w:type="spellEnd"/>
   </w:p>
 </w:hdr>
 </file>
 
 <file path=word/styles.xml><?xml version="1.0" encoding="utf-8"?>
-<w:styles xmlns:mc="http://schemas.openxmlformats.org/markup-compatibility/2006" xmlns:r="http://schemas.openxmlformats.org/officeDocument/2006/relationships" xmlns:w="http://schemas.openxmlformats.org/wordprocessingml/2006/main" xmlns:w14="http://schemas.microsoft.com/office/word/2010/wordml" xmlns:w15="http://schemas.microsoft.com/office/word/2012/wordml" xmlns:w16cex="http://schemas.microsoft.com/office/word/2018/wordml/cex" xmlns:w16cid="http://schemas.microsoft.com/office/word/2016/wordml/cid" xmlns:w16="http://schemas.microsoft.com/office/word/2018/wordml" xmlns:w16se="http://schemas.microsoft.com/office/word/2015/wordml/symex" mc:Ignorable="w14 w15 w16se w16cid w16 w16cex">
+<w:styles xmlns:mc="http://schemas.openxmlformats.org/markup-compatibility/2006" xmlns:r="http://schemas.openxmlformats.org/officeDocument/2006/relationships" xmlns:w="http://schemas.openxmlformats.org/wordprocessingml/2006/main" xmlns:w14="http://schemas.microsoft.com/office/word/2010/wordml" xmlns:w15="http://schemas.microsoft.com/office/word/2012/wordml" xmlns:w16cex="http://schemas.microsoft.com/office/word/2018/wordml/cex" xmlns:w16cid="http://schemas.microsoft.com/office/word/2016/wordml/cid" xmlns:w16="http://schemas.microsoft.com/office/word/2018/wordml" xmlns:w16du="http://schemas.microsoft.com/office/word/2023/wordml/word16du" xmlns:w16sdtdh="http://schemas.microsoft.com/office/word/2020/wordml/sdtdatahash" xmlns:w16sdtfl="http://schemas.microsoft.com/office/word/2024/wordml/sdtformatlock" xmlns:w16se="http://schemas.microsoft.com/office/word/2015/wordml/symex" mc:Ignorable="w14 w15 w16se w16cid w16 w16cex w16sdtdh w16sdtfl w16du">
   <w:docDefaults>
     <w:rPrDefault>
       <w:rPr>

--- a/插件详细手册/10.互动/关于允许操作触发.docx
+++ b/插件详细手册/10.互动/关于允许操作触发.docx
@@ -739,10 +739,10 @@
           <w:noProof/>
         </w:rPr>
         <w:drawing>
-          <wp:inline distT="0" distB="0" distL="0" distR="0" wp14:anchorId="333EF7A0" wp14:editId="1AD5C93E">
-            <wp:extent cx="2681524" cy="1868027"/>
-            <wp:effectExtent l="0" t="0" r="5080" b="0"/>
-            <wp:docPr id="210206818" name="图片 210206818"/>
+          <wp:inline distT="0" distB="0" distL="0" distR="0" wp14:anchorId="766E024F" wp14:editId="27557108">
+            <wp:extent cx="3390900" cy="2362200"/>
+            <wp:effectExtent l="0" t="0" r="0" b="0"/>
+            <wp:docPr id="1627205672" name="图片 1"/>
             <wp:cNvGraphicFramePr>
               <a:graphicFrameLocks xmlns:a="http://schemas.openxmlformats.org/drawingml/2006/main" noChangeAspect="1"/>
             </wp:cNvGraphicFramePr>
@@ -750,7 +750,7 @@
               <a:graphicData uri="http://schemas.openxmlformats.org/drawingml/2006/picture">
                 <pic:pic xmlns:pic="http://schemas.openxmlformats.org/drawingml/2006/picture">
                   <pic:nvPicPr>
-                    <pic:cNvPr id="0" name="Picture 5"/>
+                    <pic:cNvPr id="0" name="Picture 4"/>
                     <pic:cNvPicPr>
                       <a:picLocks noChangeAspect="1" noChangeArrowheads="1"/>
                     </pic:cNvPicPr>
@@ -771,7 +771,7 @@
                   <pic:spPr bwMode="auto">
                     <a:xfrm>
                       <a:off x="0" y="0"/>
-                      <a:ext cx="2691016" cy="1874640"/>
+                      <a:ext cx="3390900" cy="2362200"/>
                     </a:xfrm>
                     <a:prstGeom prst="rect">
                       <a:avLst/>
@@ -888,23 +888,7 @@
                 <w:kern w:val="0"/>
                 <w:sz w:val="22"/>
               </w:rPr>
-              <w:t>操作</w:t>
-            </w:r>
-            <w:r>
-              <w:rPr>
-                <w:rFonts w:ascii="Tahoma" w:eastAsia="微软雅黑" w:hAnsi="Tahoma" w:hint="eastAsia"/>
-                <w:kern w:val="0"/>
-                <w:sz w:val="22"/>
-              </w:rPr>
-              <w:t>玩家</w:t>
-            </w:r>
-            <w:r>
-              <w:rPr>
-                <w:rFonts w:ascii="Tahoma" w:eastAsia="微软雅黑" w:hAnsi="Tahoma" w:hint="eastAsia"/>
-                <w:kern w:val="0"/>
-                <w:sz w:val="22"/>
-              </w:rPr>
-              <w:t>触发</w:t>
+              <w:t>定义</w:t>
             </w:r>
           </w:p>
         </w:tc>
@@ -925,44 +909,6 @@
                 <w:sz w:val="22"/>
               </w:rPr>
             </w:pPr>
-            <w:hyperlink w:anchor="权限" w:history="1">
-              <w:r>
-                <w:rPr>
-                  <w:rStyle w:val="a4"/>
-                  <w:rFonts w:ascii="Tahoma" w:eastAsia="微软雅黑" w:hAnsi="Tahoma" w:hint="eastAsia"/>
-                  <w:kern w:val="0"/>
-                  <w:sz w:val="22"/>
-                </w:rPr>
-                <w:t>权限</w:t>
-              </w:r>
-            </w:hyperlink>
-            <w:r>
-              <w:rPr>
-                <w:rFonts w:ascii="Tahoma" w:eastAsia="微软雅黑" w:hAnsi="Tahoma"/>
-                <w:kern w:val="0"/>
-                <w:sz w:val="22"/>
-              </w:rPr>
-              <w:t xml:space="preserve"> </w:t>
-            </w:r>
-            <w:hyperlink w:anchor="允许" w:history="1">
-              <w:r>
-                <w:rPr>
-                  <w:rStyle w:val="a4"/>
-                  <w:rFonts w:ascii="Tahoma" w:eastAsia="微软雅黑" w:hAnsi="Tahoma" w:hint="eastAsia"/>
-                  <w:kern w:val="0"/>
-                  <w:sz w:val="22"/>
-                </w:rPr>
-                <w:t>允许</w:t>
-              </w:r>
-            </w:hyperlink>
-            <w:r>
-              <w:rPr>
-                <w:rFonts w:ascii="Tahoma" w:eastAsia="微软雅黑" w:hAnsi="Tahoma"/>
-                <w:kern w:val="0"/>
-                <w:sz w:val="22"/>
-              </w:rPr>
-              <w:t xml:space="preserve"> </w:t>
-            </w:r>
             <w:hyperlink w:anchor="操作" w:history="1">
               <w:r>
                 <w:rPr>
@@ -991,91 +937,6 @@
                   <w:sz w:val="22"/>
                 </w:rPr>
                 <w:t>操作触发</w:t>
-              </w:r>
-            </w:hyperlink>
-            <w:r>
-              <w:rPr>
-                <w:rFonts w:ascii="Tahoma" w:eastAsia="微软雅黑" w:hAnsi="Tahoma"/>
-                <w:kern w:val="0"/>
-                <w:sz w:val="22"/>
-              </w:rPr>
-              <w:t xml:space="preserve"> </w:t>
-            </w:r>
-          </w:p>
-          <w:p>
-            <w:pPr>
-              <w:widowControl/>
-              <w:adjustRightInd w:val="0"/>
-              <w:snapToGrid w:val="0"/>
-              <w:spacing w:after="200"/>
-              <w:jc w:val="left"/>
-              <w:rPr>
-                <w:rFonts w:ascii="Tahoma" w:eastAsia="微软雅黑" w:hAnsi="Tahoma"/>
-                <w:kern w:val="0"/>
-                <w:sz w:val="22"/>
-              </w:rPr>
-            </w:pPr>
-            <w:hyperlink w:anchor="操作权限" w:history="1">
-              <w:r>
-                <w:rPr>
-                  <w:rStyle w:val="a4"/>
-                  <w:rFonts w:ascii="Tahoma" w:eastAsia="微软雅黑" w:hAnsi="Tahoma" w:hint="eastAsia"/>
-                  <w:kern w:val="0"/>
-                  <w:sz w:val="22"/>
-                </w:rPr>
-                <w:t>操作权限</w:t>
-              </w:r>
-            </w:hyperlink>
-            <w:r>
-              <w:rPr>
-                <w:rFonts w:ascii="Tahoma" w:eastAsia="微软雅黑" w:hAnsi="Tahoma"/>
-                <w:kern w:val="0"/>
-                <w:sz w:val="22"/>
-              </w:rPr>
-              <w:t xml:space="preserve"> </w:t>
-            </w:r>
-          </w:p>
-          <w:p>
-            <w:pPr>
-              <w:widowControl/>
-              <w:adjustRightInd w:val="0"/>
-              <w:snapToGrid w:val="0"/>
-              <w:spacing w:after="200"/>
-              <w:jc w:val="left"/>
-              <w:rPr>
-                <w:rFonts w:ascii="Tahoma" w:eastAsia="微软雅黑" w:hAnsi="Tahoma"/>
-                <w:kern w:val="0"/>
-                <w:sz w:val="22"/>
-              </w:rPr>
-            </w:pPr>
-            <w:hyperlink w:anchor="_1)_允许操作触发" w:history="1">
-              <w:r>
-                <w:rPr>
-                  <w:rStyle w:val="a4"/>
-                  <w:rFonts w:ascii="Tahoma" w:eastAsia="微软雅黑" w:hAnsi="Tahoma" w:hint="eastAsia"/>
-                  <w:kern w:val="0"/>
-                  <w:sz w:val="22"/>
-                </w:rPr>
-                <w:t>允许操作触发</w:t>
-              </w:r>
-            </w:hyperlink>
-            <w:r>
-              <w:rPr>
-                <w:rFonts w:ascii="Tahoma" w:eastAsia="微软雅黑" w:hAnsi="Tahoma"/>
-                <w:kern w:val="0"/>
-                <w:sz w:val="22"/>
-              </w:rPr>
-              <w:t xml:space="preserve"> </w:t>
-            </w:r>
-            <w:hyperlink w:anchor="_2)_不允许的条件" w:history="1">
-              <w:r>
-                <w:rPr>
-                  <w:rStyle w:val="a4"/>
-                  <w:rFonts w:ascii="Tahoma" w:eastAsia="微软雅黑" w:hAnsi="Tahoma" w:hint="eastAsia"/>
-                  <w:kern w:val="0"/>
-                  <w:sz w:val="22"/>
-                </w:rPr>
-                <w:t>不允许的条件</w:t>
               </w:r>
             </w:hyperlink>
             <w:r>
@@ -1114,6 +975,162 @@
                 <w:kern w:val="0"/>
                 <w:sz w:val="22"/>
               </w:rPr>
+              <w:t>操作玩家触发</w:t>
+            </w:r>
+          </w:p>
+        </w:tc>
+        <w:tc>
+          <w:tcPr>
+            <w:tcW w:w="6429" w:type="dxa"/>
+          </w:tcPr>
+          <w:p>
+            <w:pPr>
+              <w:widowControl/>
+              <w:adjustRightInd w:val="0"/>
+              <w:snapToGrid w:val="0"/>
+              <w:spacing w:after="200"/>
+              <w:jc w:val="left"/>
+              <w:rPr>
+                <w:rFonts w:ascii="Tahoma" w:eastAsia="微软雅黑" w:hAnsi="Tahoma"/>
+                <w:kern w:val="0"/>
+                <w:sz w:val="22"/>
+              </w:rPr>
+            </w:pPr>
+            <w:hyperlink w:anchor="权限" w:history="1">
+              <w:r>
+                <w:rPr>
+                  <w:rStyle w:val="a4"/>
+                  <w:rFonts w:ascii="Tahoma" w:eastAsia="微软雅黑" w:hAnsi="Tahoma" w:hint="eastAsia"/>
+                  <w:kern w:val="0"/>
+                  <w:sz w:val="22"/>
+                </w:rPr>
+                <w:t>权限</w:t>
+              </w:r>
+            </w:hyperlink>
+            <w:r>
+              <w:rPr>
+                <w:rFonts w:ascii="Tahoma" w:eastAsia="微软雅黑" w:hAnsi="Tahoma"/>
+                <w:kern w:val="0"/>
+                <w:sz w:val="22"/>
+              </w:rPr>
+              <w:t xml:space="preserve"> </w:t>
+            </w:r>
+            <w:hyperlink w:anchor="允许" w:history="1">
+              <w:r>
+                <w:rPr>
+                  <w:rStyle w:val="a4"/>
+                  <w:rFonts w:ascii="Tahoma" w:eastAsia="微软雅黑" w:hAnsi="Tahoma" w:hint="eastAsia"/>
+                  <w:kern w:val="0"/>
+                  <w:sz w:val="22"/>
+                </w:rPr>
+                <w:t>允许</w:t>
+              </w:r>
+            </w:hyperlink>
+            <w:r>
+              <w:rPr>
+                <w:rFonts w:hint="eastAsia"/>
+              </w:rPr>
+              <w:t xml:space="preserve"> </w:t>
+            </w:r>
+            <w:hyperlink w:anchor="操作权限" w:history="1">
+              <w:r>
+                <w:rPr>
+                  <w:rStyle w:val="a4"/>
+                  <w:rFonts w:ascii="Tahoma" w:eastAsia="微软雅黑" w:hAnsi="Tahoma" w:hint="eastAsia"/>
+                  <w:kern w:val="0"/>
+                  <w:sz w:val="22"/>
+                </w:rPr>
+                <w:t>操作权限</w:t>
+              </w:r>
+            </w:hyperlink>
+            <w:r>
+              <w:rPr>
+                <w:rFonts w:ascii="Tahoma" w:eastAsia="微软雅黑" w:hAnsi="Tahoma"/>
+                <w:kern w:val="0"/>
+                <w:sz w:val="22"/>
+              </w:rPr>
+              <w:t xml:space="preserve"> </w:t>
+            </w:r>
+          </w:p>
+          <w:p>
+            <w:pPr>
+              <w:widowControl/>
+              <w:adjustRightInd w:val="0"/>
+              <w:snapToGrid w:val="0"/>
+              <w:spacing w:after="200"/>
+              <w:jc w:val="left"/>
+              <w:rPr>
+                <w:rFonts w:ascii="Tahoma" w:eastAsia="微软雅黑" w:hAnsi="Tahoma"/>
+                <w:kern w:val="0"/>
+                <w:sz w:val="22"/>
+              </w:rPr>
+            </w:pPr>
+            <w:hyperlink w:anchor="_1)_允许操作触发" w:history="1">
+              <w:r>
+                <w:rPr>
+                  <w:rStyle w:val="a4"/>
+                  <w:rFonts w:ascii="Tahoma" w:eastAsia="微软雅黑" w:hAnsi="Tahoma" w:hint="eastAsia"/>
+                  <w:kern w:val="0"/>
+                  <w:sz w:val="22"/>
+                </w:rPr>
+                <w:t>允许操作触发</w:t>
+              </w:r>
+            </w:hyperlink>
+            <w:r>
+              <w:rPr>
+                <w:rFonts w:ascii="Tahoma" w:eastAsia="微软雅黑" w:hAnsi="Tahoma"/>
+                <w:kern w:val="0"/>
+                <w:sz w:val="22"/>
+              </w:rPr>
+              <w:t xml:space="preserve"> </w:t>
+            </w:r>
+            <w:hyperlink w:anchor="_3)_不允许的情况" w:history="1">
+              <w:r>
+                <w:rPr>
+                  <w:rStyle w:val="a4"/>
+                  <w:rFonts w:ascii="Tahoma" w:eastAsia="微软雅黑" w:hAnsi="Tahoma" w:hint="eastAsia"/>
+                  <w:kern w:val="0"/>
+                  <w:sz w:val="22"/>
+                </w:rPr>
+                <w:t>不允许的情况</w:t>
+              </w:r>
+            </w:hyperlink>
+            <w:r>
+              <w:rPr>
+                <w:rFonts w:ascii="Tahoma" w:eastAsia="微软雅黑" w:hAnsi="Tahoma" w:hint="eastAsia"/>
+                <w:kern w:val="0"/>
+                <w:sz w:val="22"/>
+              </w:rPr>
+              <w:t xml:space="preserve"> </w:t>
+            </w:r>
+          </w:p>
+        </w:tc>
+      </w:tr>
+      <w:tr>
+        <w:tc>
+          <w:tcPr>
+            <w:tcW w:w="2093" w:type="dxa"/>
+            <w:shd w:val="clear" w:color="auto" w:fill="D9D9D9" w:themeFill="background1" w:themeFillShade="D9"/>
+          </w:tcPr>
+          <w:p>
+            <w:pPr>
+              <w:widowControl/>
+              <w:adjustRightInd w:val="0"/>
+              <w:snapToGrid w:val="0"/>
+              <w:spacing w:after="200"/>
+              <w:jc w:val="center"/>
+              <w:rPr>
+                <w:rFonts w:ascii="Tahoma" w:eastAsia="微软雅黑" w:hAnsi="Tahoma"/>
+                <w:kern w:val="0"/>
+                <w:sz w:val="22"/>
+              </w:rPr>
+            </w:pPr>
+            <w:r>
+              <w:rPr>
+                <w:rFonts w:ascii="Tahoma" w:eastAsia="微软雅黑" w:hAnsi="Tahoma" w:hint="eastAsia"/>
+                <w:kern w:val="0"/>
+                <w:sz w:val="22"/>
+              </w:rPr>
               <w:t>操作事件</w:t>
             </w:r>
             <w:r>
@@ -1211,7 +1228,7 @@
         <w:rPr>
           <w:rFonts w:hint="eastAsia"/>
         </w:rPr>
-        <w:t>定义</w:t>
+        <w:t>操作触发</w:t>
       </w:r>
     </w:p>
     <w:p>
@@ -1241,15 +1258,7 @@
           <w:sz w:val="22"/>
           <w:szCs w:val="22"/>
         </w:rPr>
-        <w:t>允许操作</w:t>
-      </w:r>
-      <w:r>
-        <w:rPr>
-          <w:rFonts w:ascii="微软雅黑" w:eastAsia="微软雅黑" w:hAnsi="微软雅黑" w:hint="eastAsia"/>
-          <w:sz w:val="22"/>
-          <w:szCs w:val="22"/>
-        </w:rPr>
-        <w:t>触发</w:t>
+        <w:t>定义</w:t>
       </w:r>
     </w:p>
     <w:p>
@@ -1478,8 +1487,46 @@
           <w:kern w:val="0"/>
           <w:sz w:val="22"/>
         </w:rPr>
-        <w:t>注意，“事件接触”指的是事件接触玩家的情况，不要理解为“事件接触事件”。</w:t>
-      </w:r>
+        <w:t>操作触发原理如下图。</w:t>
+      </w:r>
+    </w:p>
+    <w:bookmarkStart w:id="5" w:name="_Hlk152076563"/>
+    <w:p>
+      <w:pPr>
+        <w:widowControl/>
+        <w:jc w:val="left"/>
+        <w:rPr>
+          <w:rFonts w:hint="eastAsia"/>
+        </w:rPr>
+      </w:pPr>
+      <w:r>
+        <w:object w:dxaOrig="9564" w:dyaOrig="4032" w14:anchorId="0E663B6A">
+          <v:shapetype id="_x0000_t75" coordsize="21600,21600" o:spt="75" o:preferrelative="t" path="m@4@5l@4@11@9@11@9@5xe" filled="f" stroked="f">
+            <v:stroke joinstyle="miter"/>
+            <v:formulas>
+              <v:f eqn="if lineDrawn pixelLineWidth 0"/>
+              <v:f eqn="sum @0 1 0"/>
+              <v:f eqn="sum 0 0 @1"/>
+              <v:f eqn="prod @2 1 2"/>
+              <v:f eqn="prod @3 21600 pixelWidth"/>
+              <v:f eqn="prod @3 21600 pixelHeight"/>
+              <v:f eqn="sum @0 0 1"/>
+              <v:f eqn="prod @6 1 2"/>
+              <v:f eqn="prod @7 21600 pixelWidth"/>
+              <v:f eqn="sum @8 21600 0"/>
+              <v:f eqn="prod @7 21600 pixelHeight"/>
+              <v:f eqn="sum @10 21600 0"/>
+            </v:formulas>
+            <v:path o:extrusionok="f" gradientshapeok="t" o:connecttype="rect"/>
+            <o:lock v:ext="edit" aspectratio="t"/>
+          </v:shapetype>
+          <v:shape id="_x0000_i1025" type="#_x0000_t75" style="width:414.6pt;height:175.8pt" o:ole="">
+            <v:imagedata r:id="rId9" o:title=""/>
+          </v:shape>
+          <o:OLEObject Type="Embed" ProgID="Visio.Drawing.15" ShapeID="_x0000_i1025" DrawAspect="Content" ObjectID="_1813923138" r:id="rId10"/>
+        </w:object>
+      </w:r>
+      <w:bookmarkEnd w:id="5"/>
     </w:p>
     <w:p>
       <w:pPr>
@@ -1561,6 +1608,24 @@
     </w:p>
     <w:p>
       <w:pPr>
+        <w:snapToGrid w:val="0"/>
+        <w:rPr>
+          <w:rFonts w:ascii="Tahoma" w:eastAsia="微软雅黑" w:hAnsi="Tahoma"/>
+          <w:kern w:val="0"/>
+          <w:sz w:val="22"/>
+        </w:rPr>
+      </w:pPr>
+      <w:r>
+        <w:rPr>
+          <w:rFonts w:ascii="Tahoma" w:eastAsia="微软雅黑" w:hAnsi="Tahoma" w:hint="eastAsia"/>
+          <w:kern w:val="0"/>
+          <w:sz w:val="22"/>
+        </w:rPr>
+        <w:t>注意，“事件接触”指的是事件接触玩家的情况，不要理解为“事件接触事件”。</w:t>
+      </w:r>
+    </w:p>
+    <w:p>
+      <w:pPr>
         <w:widowControl/>
         <w:jc w:val="center"/>
         <w:rPr>
@@ -1574,10 +1639,10 @@
           <w:noProof/>
         </w:rPr>
         <w:drawing>
-          <wp:inline distT="0" distB="0" distL="0" distR="0" wp14:anchorId="07DC94AD" wp14:editId="344060E1">
-            <wp:extent cx="2941320" cy="2049009"/>
-            <wp:effectExtent l="0" t="0" r="0" b="8890"/>
-            <wp:docPr id="1096987049" name="图片 1"/>
+          <wp:inline distT="0" distB="0" distL="0" distR="0" wp14:anchorId="77305D1B" wp14:editId="1570D47D">
+            <wp:extent cx="3390900" cy="2362200"/>
+            <wp:effectExtent l="0" t="0" r="0" b="0"/>
+            <wp:docPr id="1943457942" name="图片 1"/>
             <wp:cNvGraphicFramePr>
               <a:graphicFrameLocks xmlns:a="http://schemas.openxmlformats.org/drawingml/2006/main" noChangeAspect="1"/>
             </wp:cNvGraphicFramePr>
@@ -1585,7 +1650,7 @@
               <a:graphicData uri="http://schemas.openxmlformats.org/drawingml/2006/picture">
                 <pic:pic xmlns:pic="http://schemas.openxmlformats.org/drawingml/2006/picture">
                   <pic:nvPicPr>
-                    <pic:cNvPr id="0" name="Picture 5"/>
+                    <pic:cNvPr id="0" name="Picture 4"/>
                     <pic:cNvPicPr>
                       <a:picLocks noChangeAspect="1" noChangeArrowheads="1"/>
                     </pic:cNvPicPr>
@@ -1606,7 +1671,7 @@
                   <pic:spPr bwMode="auto">
                     <a:xfrm>
                       <a:off x="0" y="0"/>
-                      <a:ext cx="2945849" cy="2052164"/>
+                      <a:ext cx="3390900" cy="2362200"/>
                     </a:xfrm>
                     <a:prstGeom prst="rect">
                       <a:avLst/>
@@ -1622,64 +1687,6 @@
           </wp:inline>
         </w:drawing>
       </w:r>
-    </w:p>
-    <w:p>
-      <w:pPr>
-        <w:snapToGrid w:val="0"/>
-        <w:rPr>
-          <w:rFonts w:ascii="Tahoma" w:eastAsia="微软雅黑" w:hAnsi="Tahoma"/>
-          <w:kern w:val="0"/>
-          <w:sz w:val="22"/>
-        </w:rPr>
-      </w:pPr>
-      <w:r>
-        <w:rPr>
-          <w:rFonts w:ascii="Tahoma" w:eastAsia="微软雅黑" w:hAnsi="Tahoma" w:hint="eastAsia"/>
-          <w:kern w:val="0"/>
-          <w:sz w:val="22"/>
-        </w:rPr>
-        <w:t>操作触发原理如下图。</w:t>
-      </w:r>
-    </w:p>
-    <w:bookmarkStart w:id="5" w:name="_Hlk152076563"/>
-    <w:p>
-      <w:pPr>
-        <w:widowControl/>
-        <w:jc w:val="left"/>
-        <w:rPr>
-          <w:rFonts w:ascii="Tahoma" w:eastAsia="微软雅黑" w:hAnsi="Tahoma"/>
-          <w:kern w:val="0"/>
-          <w:sz w:val="22"/>
-        </w:rPr>
-      </w:pPr>
-      <w:r>
-        <w:object w:dxaOrig="9564" w:dyaOrig="4032" w14:anchorId="0E663B6A">
-          <v:shapetype id="_x0000_t75" coordsize="21600,21600" o:spt="75" o:preferrelative="t" path="m@4@5l@4@11@9@11@9@5xe" filled="f" stroked="f">
-            <v:stroke joinstyle="miter"/>
-            <v:formulas>
-              <v:f eqn="if lineDrawn pixelLineWidth 0"/>
-              <v:f eqn="sum @0 1 0"/>
-              <v:f eqn="sum 0 0 @1"/>
-              <v:f eqn="prod @2 1 2"/>
-              <v:f eqn="prod @3 21600 pixelWidth"/>
-              <v:f eqn="prod @3 21600 pixelHeight"/>
-              <v:f eqn="sum @0 0 1"/>
-              <v:f eqn="prod @6 1 2"/>
-              <v:f eqn="prod @7 21600 pixelWidth"/>
-              <v:f eqn="sum @8 21600 0"/>
-              <v:f eqn="prod @7 21600 pixelHeight"/>
-              <v:f eqn="sum @10 21600 0"/>
-            </v:formulas>
-            <v:path o:extrusionok="f" gradientshapeok="t" o:connecttype="rect"/>
-            <o:lock v:ext="edit" aspectratio="t"/>
-          </v:shapetype>
-          <v:shape id="_x0000_i1025" type="#_x0000_t75" style="width:414.75pt;height:175.5pt" o:ole="">
-            <v:imagedata r:id="rId9" o:title=""/>
-          </v:shape>
-          <o:OLEObject Type="Embed" ProgID="Visio.Drawing.15" ShapeID="_x0000_i1025" DrawAspect="Content" ObjectID="_1805810792" r:id="rId10"/>
-        </w:object>
-      </w:r>
-      <w:bookmarkEnd w:id="5"/>
     </w:p>
     <w:tbl>
       <w:tblPr>
@@ -2155,8 +2162,20 @@
           <w:rFonts w:hint="eastAsia"/>
         </w:rPr>
         <w:lastRenderedPageBreak/>
+        <w:t>操作玩家触发（</w:t>
+      </w:r>
+      <w:r>
+        <w:rPr>
+          <w:rFonts w:hint="eastAsia"/>
+        </w:rPr>
         <w:t>权限</w:t>
       </w:r>
+      <w:r>
+        <w:rPr>
+          <w:rFonts w:hint="eastAsia"/>
+        </w:rPr>
+        <w:t>）</w:t>
+      </w:r>
     </w:p>
     <w:p>
       <w:pPr>
@@ -2183,7 +2202,15 @@
           <w:sz w:val="22"/>
           <w:szCs w:val="22"/>
         </w:rPr>
-        <w:t xml:space="preserve"> 定义</w:t>
+        <w:t xml:space="preserve"> </w:t>
+      </w:r>
+      <w:r>
+        <w:rPr>
+          <w:rFonts w:ascii="微软雅黑" w:eastAsia="微软雅黑" w:hAnsi="微软雅黑" w:hint="eastAsia"/>
+          <w:sz w:val="22"/>
+          <w:szCs w:val="22"/>
+        </w:rPr>
+        <w:t>权限</w:t>
       </w:r>
     </w:p>
     <w:tbl>
@@ -2911,17 +2938,13 @@
       </w:pPr>
       <w:r>
         <w:rPr>
-          <w:rFonts w:ascii="宋体" w:eastAsia="宋体" w:hAnsi="宋体" w:cs="宋体"/>
           <w:noProof/>
-          <w:kern w:val="0"/>
-          <w:sz w:val="24"/>
-          <w:szCs w:val="24"/>
         </w:rPr>
         <w:drawing>
-          <wp:inline distT="0" distB="0" distL="0" distR="0" wp14:anchorId="1631E4F9" wp14:editId="1329D10B">
-            <wp:extent cx="2970953" cy="1459865"/>
-            <wp:effectExtent l="0" t="0" r="1270" b="6985"/>
-            <wp:docPr id="12" name="图片 12"/>
+          <wp:inline distT="0" distB="0" distL="0" distR="0" wp14:anchorId="23570A3B" wp14:editId="51784A7C">
+            <wp:extent cx="3154680" cy="1550144"/>
+            <wp:effectExtent l="0" t="0" r="7620" b="0"/>
+            <wp:docPr id="1481305777" name="图片 2"/>
             <wp:cNvGraphicFramePr>
               <a:graphicFrameLocks xmlns:a="http://schemas.openxmlformats.org/drawingml/2006/main" noChangeAspect="1"/>
             </wp:cNvGraphicFramePr>
@@ -2929,7 +2952,7 @@
               <a:graphicData uri="http://schemas.openxmlformats.org/drawingml/2006/picture">
                 <pic:pic xmlns:pic="http://schemas.openxmlformats.org/drawingml/2006/picture">
                   <pic:nvPicPr>
-                    <pic:cNvPr id="0" name="Picture 22"/>
+                    <pic:cNvPr id="0" name="Picture 6"/>
                     <pic:cNvPicPr>
                       <a:picLocks noChangeAspect="1" noChangeArrowheads="1"/>
                     </pic:cNvPicPr>
@@ -2950,7 +2973,7 @@
                   <pic:spPr bwMode="auto">
                     <a:xfrm>
                       <a:off x="0" y="0"/>
-                      <a:ext cx="3005759" cy="1476968"/>
+                      <a:ext cx="3161744" cy="1553615"/>
                     </a:xfrm>
                     <a:prstGeom prst="rect">
                       <a:avLst/>
@@ -2969,11 +2992,45 @@
     </w:p>
     <w:p>
       <w:pPr>
-        <w:snapToGrid w:val="0"/>
-        <w:rPr>
-          <w:rFonts w:ascii="Tahoma" w:eastAsia="微软雅黑" w:hAnsi="Tahoma"/>
-          <w:kern w:val="0"/>
-          <w:sz w:val="22"/>
+        <w:pStyle w:val="4"/>
+        <w:snapToGrid w:val="0"/>
+        <w:spacing w:before="120" w:after="120" w:line="240" w:lineRule="auto"/>
+        <w:rPr>
+          <w:rFonts w:ascii="微软雅黑" w:eastAsia="微软雅黑" w:hAnsi="微软雅黑" w:hint="eastAsia"/>
+          <w:sz w:val="22"/>
+          <w:szCs w:val="22"/>
+        </w:rPr>
+      </w:pPr>
+      <w:r>
+        <w:rPr>
+          <w:rFonts w:ascii="微软雅黑" w:eastAsia="微软雅黑" w:hAnsi="微软雅黑" w:hint="eastAsia"/>
+          <w:sz w:val="22"/>
+          <w:szCs w:val="22"/>
+        </w:rPr>
+        <w:t>2</w:t>
+      </w:r>
+      <w:r>
+        <w:rPr>
+          <w:rFonts w:ascii="微软雅黑" w:eastAsia="微软雅黑" w:hAnsi="微软雅黑" w:hint="eastAsia"/>
+          <w:sz w:val="22"/>
+          <w:szCs w:val="22"/>
+        </w:rPr>
+        <w:t>)</w:t>
+      </w:r>
+      <w:r>
+        <w:rPr>
+          <w:rFonts w:ascii="微软雅黑" w:eastAsia="微软雅黑" w:hAnsi="微软雅黑" w:hint="eastAsia"/>
+          <w:sz w:val="22"/>
+          <w:szCs w:val="22"/>
+        </w:rPr>
+        <w:t xml:space="preserve"> 触发的权限</w:t>
+      </w:r>
+    </w:p>
+    <w:p>
+      <w:pPr>
+        <w:snapToGrid w:val="0"/>
+        <w:rPr>
+          <w:rFonts w:hint="eastAsia"/>
         </w:rPr>
       </w:pPr>
       <w:r>
@@ -2984,8 +3041,58 @@
           <w:kern w:val="0"/>
           <w:sz w:val="22"/>
         </w:rPr>
-        <w:t>允许操作</w:t>
-      </w:r>
+        <w:t>操作触发：</w:t>
+      </w:r>
+      <w:r>
+        <w:rPr>
+          <w:rFonts w:ascii="Tahoma" w:eastAsia="微软雅黑" w:hAnsi="Tahoma" w:hint="eastAsia"/>
+          <w:kern w:val="0"/>
+          <w:sz w:val="22"/>
+        </w:rPr>
+        <w:t>是指通过</w:t>
+      </w:r>
+      <w:r>
+        <w:rPr>
+          <w:rFonts w:ascii="Tahoma" w:eastAsia="微软雅黑" w:hAnsi="Tahoma"/>
+          <w:kern w:val="0"/>
+          <w:sz w:val="22"/>
+        </w:rPr>
+        <w:t xml:space="preserve"> </w:t>
+      </w:r>
+      <w:r>
+        <w:rPr>
+          <w:rFonts w:ascii="Tahoma" w:eastAsia="微软雅黑" w:hAnsi="Tahoma"/>
+          <w:kern w:val="0"/>
+          <w:sz w:val="22"/>
+        </w:rPr>
+        <w:t>确定键、玩家接触、事件接触</w:t>
+      </w:r>
+      <w:r>
+        <w:rPr>
+          <w:rFonts w:ascii="Tahoma" w:eastAsia="微软雅黑" w:hAnsi="Tahoma"/>
+          <w:kern w:val="0"/>
+          <w:sz w:val="22"/>
+        </w:rPr>
+        <w:t xml:space="preserve"> </w:t>
+      </w:r>
+      <w:r>
+        <w:rPr>
+          <w:rFonts w:ascii="Tahoma" w:eastAsia="微软雅黑" w:hAnsi="Tahoma"/>
+          <w:kern w:val="0"/>
+          <w:sz w:val="22"/>
+        </w:rPr>
+        <w:t>三种方式触发事件指令的过程。</w:t>
+      </w:r>
+    </w:p>
+    <w:p>
+      <w:pPr>
+        <w:snapToGrid w:val="0"/>
+        <w:rPr>
+          <w:rFonts w:ascii="Tahoma" w:eastAsia="微软雅黑" w:hAnsi="Tahoma"/>
+          <w:kern w:val="0"/>
+          <w:sz w:val="22"/>
+        </w:rPr>
+      </w:pPr>
       <w:r>
         <w:rPr>
           <w:rFonts w:ascii="Tahoma" w:eastAsia="微软雅黑" w:hAnsi="Tahoma" w:hint="eastAsia"/>
@@ -2994,7 +3101,7 @@
           <w:kern w:val="0"/>
           <w:sz w:val="22"/>
         </w:rPr>
-        <w:t>触发</w:t>
+        <w:t>允许操作</w:t>
       </w:r>
       <w:r>
         <w:rPr>
@@ -3004,124 +3111,8 @@
           <w:kern w:val="0"/>
           <w:sz w:val="22"/>
         </w:rPr>
-        <w:t>：</w:t>
-      </w:r>
-      <w:r>
-        <w:rPr>
-          <w:rFonts w:ascii="Tahoma" w:eastAsia="微软雅黑" w:hAnsi="Tahoma" w:hint="eastAsia"/>
-          <w:kern w:val="0"/>
-          <w:sz w:val="22"/>
-        </w:rPr>
-        <w:t>指一种权限，权限能控制</w:t>
-      </w:r>
-      <w:r>
-        <w:rPr>
-          <w:rFonts w:ascii="Tahoma" w:eastAsia="微软雅黑" w:hAnsi="Tahoma"/>
-          <w:kern w:val="0"/>
-          <w:sz w:val="22"/>
-        </w:rPr>
-        <w:t xml:space="preserve"> </w:t>
-      </w:r>
-      <w:r>
-        <w:rPr>
-          <w:rFonts w:ascii="Tahoma" w:eastAsia="微软雅黑" w:hAnsi="Tahoma"/>
-          <w:kern w:val="0"/>
-          <w:sz w:val="22"/>
-        </w:rPr>
-        <w:t>是否允许</w:t>
-      </w:r>
-      <w:r>
-        <w:rPr>
-          <w:rFonts w:ascii="Tahoma" w:eastAsia="微软雅黑" w:hAnsi="Tahoma"/>
-          <w:kern w:val="0"/>
-          <w:sz w:val="22"/>
-        </w:rPr>
-        <w:t xml:space="preserve"> </w:t>
-      </w:r>
-      <w:r>
-        <w:rPr>
-          <w:rFonts w:ascii="Tahoma" w:eastAsia="微软雅黑" w:hAnsi="Tahoma"/>
-          <w:kern w:val="0"/>
-          <w:sz w:val="22"/>
-        </w:rPr>
-        <w:t>操作</w:t>
-      </w:r>
-      <w:r>
-        <w:rPr>
-          <w:rFonts w:ascii="Tahoma" w:eastAsia="微软雅黑" w:hAnsi="Tahoma" w:hint="eastAsia"/>
-          <w:kern w:val="0"/>
-          <w:sz w:val="22"/>
-        </w:rPr>
         <w:t>触发</w:t>
       </w:r>
-      <w:r>
-        <w:rPr>
-          <w:rFonts w:ascii="Tahoma" w:eastAsia="微软雅黑" w:hAnsi="Tahoma"/>
-          <w:kern w:val="0"/>
-          <w:sz w:val="22"/>
-        </w:rPr>
-        <w:t>。</w:t>
-      </w:r>
-    </w:p>
-    <w:p>
-      <w:pPr>
-        <w:snapToGrid w:val="0"/>
-        <w:rPr>
-          <w:rFonts w:ascii="Tahoma" w:eastAsia="微软雅黑" w:hAnsi="Tahoma"/>
-          <w:kern w:val="0"/>
-          <w:sz w:val="22"/>
-        </w:rPr>
-      </w:pPr>
-      <w:r>
-        <w:rPr>
-          <w:rFonts w:ascii="Tahoma" w:eastAsia="微软雅黑" w:hAnsi="Tahoma" w:hint="eastAsia"/>
-          <w:kern w:val="0"/>
-          <w:sz w:val="22"/>
-        </w:rPr>
-        <w:t>（允许则表示</w:t>
-      </w:r>
-      <w:r>
-        <w:rPr>
-          <w:rFonts w:ascii="Tahoma" w:eastAsia="微软雅黑" w:hAnsi="Tahoma" w:hint="eastAsia"/>
-          <w:kern w:val="0"/>
-          <w:sz w:val="22"/>
-        </w:rPr>
-        <w:t xml:space="preserve"> </w:t>
-      </w:r>
-      <w:r>
-        <w:rPr>
-          <w:rFonts w:ascii="Tahoma" w:eastAsia="微软雅黑" w:hAnsi="Tahoma" w:hint="eastAsia"/>
-          <w:kern w:val="0"/>
-          <w:sz w:val="22"/>
-        </w:rPr>
-        <w:t>玩家按确定键能触发事件页，不允许则表示</w:t>
-      </w:r>
-      <w:r>
-        <w:rPr>
-          <w:rFonts w:ascii="Tahoma" w:eastAsia="微软雅黑" w:hAnsi="Tahoma" w:hint="eastAsia"/>
-          <w:kern w:val="0"/>
-          <w:sz w:val="22"/>
-        </w:rPr>
-        <w:t xml:space="preserve"> </w:t>
-      </w:r>
-      <w:r>
-        <w:rPr>
-          <w:rFonts w:ascii="Tahoma" w:eastAsia="微软雅黑" w:hAnsi="Tahoma" w:hint="eastAsia"/>
-          <w:kern w:val="0"/>
-          <w:sz w:val="22"/>
-        </w:rPr>
-        <w:t>按了没反应。）</w:t>
-      </w:r>
-    </w:p>
-    <w:p>
-      <w:pPr>
-        <w:snapToGrid w:val="0"/>
-        <w:rPr>
-          <w:rFonts w:ascii="Tahoma" w:eastAsia="微软雅黑" w:hAnsi="Tahoma"/>
-          <w:kern w:val="0"/>
-          <w:sz w:val="22"/>
-        </w:rPr>
-      </w:pPr>
       <w:r>
         <w:rPr>
           <w:rFonts w:ascii="Tahoma" w:eastAsia="微软雅黑" w:hAnsi="Tahoma" w:hint="eastAsia"/>
@@ -3130,8 +3121,124 @@
           <w:kern w:val="0"/>
           <w:sz w:val="22"/>
         </w:rPr>
-        <w:t>允许操作</w:t>
-      </w:r>
+        <w:t>：</w:t>
+      </w:r>
+      <w:r>
+        <w:rPr>
+          <w:rFonts w:ascii="Tahoma" w:eastAsia="微软雅黑" w:hAnsi="Tahoma" w:hint="eastAsia"/>
+          <w:kern w:val="0"/>
+          <w:sz w:val="22"/>
+        </w:rPr>
+        <w:t>指一种权限，权限能控制</w:t>
+      </w:r>
+      <w:r>
+        <w:rPr>
+          <w:rFonts w:ascii="Tahoma" w:eastAsia="微软雅黑" w:hAnsi="Tahoma"/>
+          <w:kern w:val="0"/>
+          <w:sz w:val="22"/>
+        </w:rPr>
+        <w:t xml:space="preserve"> </w:t>
+      </w:r>
+      <w:r>
+        <w:rPr>
+          <w:rFonts w:ascii="Tahoma" w:eastAsia="微软雅黑" w:hAnsi="Tahoma"/>
+          <w:kern w:val="0"/>
+          <w:sz w:val="22"/>
+        </w:rPr>
+        <w:t>是否允许</w:t>
+      </w:r>
+      <w:r>
+        <w:rPr>
+          <w:rFonts w:ascii="Tahoma" w:eastAsia="微软雅黑" w:hAnsi="Tahoma"/>
+          <w:kern w:val="0"/>
+          <w:sz w:val="22"/>
+        </w:rPr>
+        <w:t xml:space="preserve"> </w:t>
+      </w:r>
+      <w:r>
+        <w:rPr>
+          <w:rFonts w:ascii="Tahoma" w:eastAsia="微软雅黑" w:hAnsi="Tahoma"/>
+          <w:kern w:val="0"/>
+          <w:sz w:val="22"/>
+        </w:rPr>
+        <w:t>操作</w:t>
+      </w:r>
+      <w:r>
+        <w:rPr>
+          <w:rFonts w:ascii="Tahoma" w:eastAsia="微软雅黑" w:hAnsi="Tahoma" w:hint="eastAsia"/>
+          <w:kern w:val="0"/>
+          <w:sz w:val="22"/>
+        </w:rPr>
+        <w:t>触发</w:t>
+      </w:r>
+      <w:r>
+        <w:rPr>
+          <w:rFonts w:ascii="Tahoma" w:eastAsia="微软雅黑" w:hAnsi="Tahoma"/>
+          <w:kern w:val="0"/>
+          <w:sz w:val="22"/>
+        </w:rPr>
+        <w:t>。</w:t>
+      </w:r>
+    </w:p>
+    <w:p>
+      <w:pPr>
+        <w:snapToGrid w:val="0"/>
+        <w:rPr>
+          <w:rFonts w:ascii="Tahoma" w:eastAsia="微软雅黑" w:hAnsi="Tahoma"/>
+          <w:kern w:val="0"/>
+          <w:sz w:val="22"/>
+        </w:rPr>
+      </w:pPr>
+      <w:r>
+        <w:rPr>
+          <w:rFonts w:ascii="Tahoma" w:eastAsia="微软雅黑" w:hAnsi="Tahoma" w:hint="eastAsia"/>
+          <w:kern w:val="0"/>
+          <w:sz w:val="22"/>
+        </w:rPr>
+        <w:t>（允许则表示</w:t>
+      </w:r>
+      <w:r>
+        <w:rPr>
+          <w:rFonts w:ascii="Tahoma" w:eastAsia="微软雅黑" w:hAnsi="Tahoma" w:hint="eastAsia"/>
+          <w:kern w:val="0"/>
+          <w:sz w:val="22"/>
+        </w:rPr>
+        <w:t xml:space="preserve"> </w:t>
+      </w:r>
+      <w:r>
+        <w:rPr>
+          <w:rFonts w:ascii="Tahoma" w:eastAsia="微软雅黑" w:hAnsi="Tahoma" w:hint="eastAsia"/>
+          <w:kern w:val="0"/>
+          <w:sz w:val="22"/>
+        </w:rPr>
+        <w:t>玩家按确定键能触发事件页，不允许则表示</w:t>
+      </w:r>
+      <w:r>
+        <w:rPr>
+          <w:rFonts w:ascii="Tahoma" w:eastAsia="微软雅黑" w:hAnsi="Tahoma" w:hint="eastAsia"/>
+          <w:kern w:val="0"/>
+          <w:sz w:val="22"/>
+        </w:rPr>
+        <w:t xml:space="preserve"> </w:t>
+      </w:r>
+      <w:r>
+        <w:rPr>
+          <w:rFonts w:ascii="Tahoma" w:eastAsia="微软雅黑" w:hAnsi="Tahoma" w:hint="eastAsia"/>
+          <w:kern w:val="0"/>
+          <w:sz w:val="22"/>
+        </w:rPr>
+        <w:t>按了没反应。）</w:t>
+      </w:r>
+    </w:p>
+    <w:p>
+      <w:pPr>
+        <w:snapToGrid w:val="0"/>
+        <w:rPr>
+          <w:rFonts w:ascii="Tahoma" w:eastAsia="微软雅黑" w:hAnsi="Tahoma"/>
+          <w:kern w:val="0"/>
+          <w:sz w:val="22"/>
+        </w:rPr>
+      </w:pPr>
       <w:r>
         <w:rPr>
           <w:rFonts w:ascii="Tahoma" w:eastAsia="微软雅黑" w:hAnsi="Tahoma" w:hint="eastAsia"/>
@@ -3140,7 +3247,7 @@
           <w:kern w:val="0"/>
           <w:sz w:val="22"/>
         </w:rPr>
-        <w:t>玩家</w:t>
+        <w:t>允许操作</w:t>
       </w:r>
       <w:r>
         <w:rPr>
@@ -3150,7 +3257,7 @@
           <w:kern w:val="0"/>
           <w:sz w:val="22"/>
         </w:rPr>
-        <w:t>触发</w:t>
+        <w:t>玩家</w:t>
       </w:r>
       <w:r>
         <w:rPr>
@@ -3160,83 +3267,8 @@
           <w:kern w:val="0"/>
           <w:sz w:val="22"/>
         </w:rPr>
-        <w:t>：</w:t>
-      </w:r>
-      <w:r>
-        <w:rPr>
-          <w:rFonts w:ascii="Tahoma" w:eastAsia="微软雅黑" w:hAnsi="Tahoma" w:hint="eastAsia"/>
-          <w:kern w:val="0"/>
-          <w:sz w:val="22"/>
-        </w:rPr>
-        <w:t>指一种权限，权限能控制</w:t>
-      </w:r>
-      <w:r>
-        <w:rPr>
-          <w:rFonts w:ascii="Tahoma" w:eastAsia="微软雅黑" w:hAnsi="Tahoma"/>
-          <w:kern w:val="0"/>
-          <w:sz w:val="22"/>
-        </w:rPr>
-        <w:t xml:space="preserve"> </w:t>
-      </w:r>
-      <w:r>
-        <w:rPr>
-          <w:rFonts w:ascii="Tahoma" w:eastAsia="微软雅黑" w:hAnsi="Tahoma"/>
-          <w:kern w:val="0"/>
-          <w:sz w:val="22"/>
-        </w:rPr>
-        <w:t>是否允许</w:t>
-      </w:r>
-      <w:r>
-        <w:rPr>
-          <w:rFonts w:ascii="Tahoma" w:eastAsia="微软雅黑" w:hAnsi="Tahoma"/>
-          <w:kern w:val="0"/>
-          <w:sz w:val="22"/>
-        </w:rPr>
-        <w:t xml:space="preserve"> </w:t>
-      </w:r>
-      <w:r>
-        <w:rPr>
-          <w:rFonts w:ascii="Tahoma" w:eastAsia="微软雅黑" w:hAnsi="Tahoma"/>
-          <w:kern w:val="0"/>
-          <w:sz w:val="22"/>
-        </w:rPr>
-        <w:t>操作</w:t>
-      </w:r>
-      <w:r>
-        <w:rPr>
-          <w:rFonts w:ascii="Tahoma" w:eastAsia="微软雅黑" w:hAnsi="Tahoma" w:hint="eastAsia"/>
-          <w:kern w:val="0"/>
-          <w:sz w:val="22"/>
-        </w:rPr>
-        <w:t>玩家的</w:t>
-      </w:r>
-      <w:r>
-        <w:rPr>
-          <w:rFonts w:ascii="Tahoma" w:eastAsia="微软雅黑" w:hAnsi="Tahoma" w:hint="eastAsia"/>
-          <w:kern w:val="0"/>
-          <w:sz w:val="22"/>
-        </w:rPr>
         <w:t>触发</w:t>
       </w:r>
-      <w:r>
-        <w:rPr>
-          <w:rFonts w:ascii="Tahoma" w:eastAsia="微软雅黑" w:hAnsi="Tahoma"/>
-          <w:kern w:val="0"/>
-          <w:sz w:val="22"/>
-        </w:rPr>
-        <w:t>。</w:t>
-      </w:r>
-    </w:p>
-    <w:p>
-      <w:pPr>
-        <w:snapToGrid w:val="0"/>
-        <w:spacing w:after="200"/>
-        <w:rPr>
-          <w:rFonts w:ascii="Tahoma" w:eastAsia="微软雅黑" w:hAnsi="Tahoma"/>
-          <w:kern w:val="0"/>
-          <w:sz w:val="22"/>
-        </w:rPr>
-      </w:pPr>
       <w:r>
         <w:rPr>
           <w:rFonts w:ascii="Tahoma" w:eastAsia="微软雅黑" w:hAnsi="Tahoma" w:hint="eastAsia"/>
@@ -3245,8 +3277,83 @@
           <w:kern w:val="0"/>
           <w:sz w:val="22"/>
         </w:rPr>
-        <w:t>允许操作</w:t>
-      </w:r>
+        <w:t>：</w:t>
+      </w:r>
+      <w:r>
+        <w:rPr>
+          <w:rFonts w:ascii="Tahoma" w:eastAsia="微软雅黑" w:hAnsi="Tahoma" w:hint="eastAsia"/>
+          <w:kern w:val="0"/>
+          <w:sz w:val="22"/>
+        </w:rPr>
+        <w:t>指一种权限，权限能控制</w:t>
+      </w:r>
+      <w:r>
+        <w:rPr>
+          <w:rFonts w:ascii="Tahoma" w:eastAsia="微软雅黑" w:hAnsi="Tahoma"/>
+          <w:kern w:val="0"/>
+          <w:sz w:val="22"/>
+        </w:rPr>
+        <w:t xml:space="preserve"> </w:t>
+      </w:r>
+      <w:r>
+        <w:rPr>
+          <w:rFonts w:ascii="Tahoma" w:eastAsia="微软雅黑" w:hAnsi="Tahoma"/>
+          <w:kern w:val="0"/>
+          <w:sz w:val="22"/>
+        </w:rPr>
+        <w:t>是否允许</w:t>
+      </w:r>
+      <w:r>
+        <w:rPr>
+          <w:rFonts w:ascii="Tahoma" w:eastAsia="微软雅黑" w:hAnsi="Tahoma"/>
+          <w:kern w:val="0"/>
+          <w:sz w:val="22"/>
+        </w:rPr>
+        <w:t xml:space="preserve"> </w:t>
+      </w:r>
+      <w:r>
+        <w:rPr>
+          <w:rFonts w:ascii="Tahoma" w:eastAsia="微软雅黑" w:hAnsi="Tahoma"/>
+          <w:kern w:val="0"/>
+          <w:sz w:val="22"/>
+        </w:rPr>
+        <w:t>操作</w:t>
+      </w:r>
+      <w:r>
+        <w:rPr>
+          <w:rFonts w:ascii="Tahoma" w:eastAsia="微软雅黑" w:hAnsi="Tahoma" w:hint="eastAsia"/>
+          <w:kern w:val="0"/>
+          <w:sz w:val="22"/>
+        </w:rPr>
+        <w:t>玩家的</w:t>
+      </w:r>
+      <w:r>
+        <w:rPr>
+          <w:rFonts w:ascii="Tahoma" w:eastAsia="微软雅黑" w:hAnsi="Tahoma" w:hint="eastAsia"/>
+          <w:kern w:val="0"/>
+          <w:sz w:val="22"/>
+        </w:rPr>
+        <w:t>触发</w:t>
+      </w:r>
+      <w:r>
+        <w:rPr>
+          <w:rFonts w:ascii="Tahoma" w:eastAsia="微软雅黑" w:hAnsi="Tahoma"/>
+          <w:kern w:val="0"/>
+          <w:sz w:val="22"/>
+        </w:rPr>
+        <w:t>。</w:t>
+      </w:r>
+    </w:p>
+    <w:p>
+      <w:pPr>
+        <w:snapToGrid w:val="0"/>
+        <w:spacing w:after="200"/>
+        <w:rPr>
+          <w:rFonts w:ascii="Tahoma" w:eastAsia="微软雅黑" w:hAnsi="Tahoma"/>
+          <w:kern w:val="0"/>
+          <w:sz w:val="22"/>
+        </w:rPr>
+      </w:pPr>
       <w:r>
         <w:rPr>
           <w:rFonts w:ascii="Tahoma" w:eastAsia="微软雅黑" w:hAnsi="Tahoma" w:hint="eastAsia"/>
@@ -3255,7 +3362,7 @@
           <w:kern w:val="0"/>
           <w:sz w:val="22"/>
         </w:rPr>
-        <w:t>事件</w:t>
+        <w:t>允许操作</w:t>
       </w:r>
       <w:r>
         <w:rPr>
@@ -3265,7 +3372,7 @@
           <w:kern w:val="0"/>
           <w:sz w:val="22"/>
         </w:rPr>
-        <w:t>触发</w:t>
+        <w:t>事件</w:t>
       </w:r>
       <w:r>
         <w:rPr>
@@ -3275,6 +3382,16 @@
           <w:kern w:val="0"/>
           <w:sz w:val="22"/>
         </w:rPr>
+        <w:t>触发</w:t>
+      </w:r>
+      <w:r>
+        <w:rPr>
+          <w:rFonts w:ascii="Tahoma" w:eastAsia="微软雅黑" w:hAnsi="Tahoma" w:hint="eastAsia"/>
+          <w:b/>
+          <w:bCs/>
+          <w:kern w:val="0"/>
+          <w:sz w:val="22"/>
+        </w:rPr>
         <w:t>：</w:t>
       </w:r>
       <w:r>
@@ -3355,10 +3472,10 @@
       </w:pPr>
       <w:r>
         <w:object w:dxaOrig="10824" w:dyaOrig="3408" w14:anchorId="37BEC564">
-          <v:shape id="_x0000_i1026" type="#_x0000_t75" style="width:397.5pt;height:125.25pt" o:ole="">
+          <v:shape id="_x0000_i1026" type="#_x0000_t75" style="width:397.2pt;height:125.4pt" o:ole="">
             <v:imagedata r:id="rId12" o:title=""/>
           </v:shape>
-          <o:OLEObject Type="Embed" ProgID="Visio.Drawing.15" ShapeID="_x0000_i1026" DrawAspect="Content" ObjectID="_1805810793" r:id="rId13"/>
+          <o:OLEObject Type="Embed" ProgID="Visio.Drawing.15" ShapeID="_x0000_i1026" DrawAspect="Content" ObjectID="_1813923139" r:id="rId13"/>
         </w:object>
       </w:r>
     </w:p>
@@ -3372,14 +3489,6 @@
           <w:sz w:val="22"/>
         </w:rPr>
       </w:pPr>
-      <w:r>
-        <w:rPr>
-          <w:rFonts w:ascii="Tahoma" w:eastAsia="微软雅黑" w:hAnsi="Tahoma"/>
-          <w:kern w:val="0"/>
-          <w:sz w:val="22"/>
-        </w:rPr>
-        <w:br w:type="page"/>
-      </w:r>
     </w:p>
     <w:p>
       <w:pPr>
@@ -3393,23 +3502,33 @@
         </w:rPr>
       </w:pPr>
       <w:bookmarkStart w:id="9" w:name="_2)_不允许的条件"/>
+      <w:bookmarkStart w:id="10" w:name="_3)_不允许的情况"/>
       <w:bookmarkEnd w:id="9"/>
+      <w:bookmarkEnd w:id="10"/>
+      <w:r>
+        <w:rPr>
+          <w:rFonts w:ascii="微软雅黑" w:eastAsia="微软雅黑" w:hAnsi="微软雅黑" w:hint="eastAsia"/>
+          <w:sz w:val="22"/>
+          <w:szCs w:val="22"/>
+        </w:rPr>
+        <w:lastRenderedPageBreak/>
+        <w:t>3</w:t>
+      </w:r>
       <w:r>
         <w:rPr>
           <w:rFonts w:ascii="微软雅黑" w:eastAsia="微软雅黑" w:hAnsi="微软雅黑"/>
           <w:sz w:val="22"/>
           <w:szCs w:val="22"/>
         </w:rPr>
-        <w:lastRenderedPageBreak/>
-        <w:t>2</w:t>
-      </w:r>
-      <w:r>
-        <w:rPr>
-          <w:rFonts w:ascii="微软雅黑" w:eastAsia="微软雅黑" w:hAnsi="微软雅黑"/>
+        <w:t xml:space="preserve">) </w:t>
+      </w:r>
+      <w:r>
+        <w:rPr>
+          <w:rFonts w:ascii="微软雅黑" w:eastAsia="微软雅黑" w:hAnsi="微软雅黑" w:hint="eastAsia"/>
           <w:sz w:val="22"/>
           <w:szCs w:val="22"/>
         </w:rPr>
-        <w:t xml:space="preserve">) </w:t>
+        <w:t>不允许的</w:t>
       </w:r>
       <w:r>
         <w:rPr>
@@ -3417,7 +3536,7 @@
           <w:sz w:val="22"/>
           <w:szCs w:val="22"/>
         </w:rPr>
-        <w:t>不允许的条件</w:t>
+        <w:t>情况</w:t>
       </w:r>
     </w:p>
     <w:p>
@@ -3631,6 +3750,233 @@
           <w:sz w:val="22"/>
         </w:rPr>
         <w:t>触发</w:t>
+      </w:r>
+    </w:p>
+    <w:tbl>
+      <w:tblPr>
+        <w:tblStyle w:val="af"/>
+        <w:tblW w:w="0" w:type="auto"/>
+        <w:shd w:val="clear" w:color="auto" w:fill="FFF2CC" w:themeFill="accent4" w:themeFillTint="33"/>
+        <w:tblLook w:val="04A0" w:firstRow="1" w:lastRow="0" w:firstColumn="1" w:lastColumn="0" w:noHBand="0" w:noVBand="1"/>
+      </w:tblPr>
+      <w:tblGrid>
+        <w:gridCol w:w="8522"/>
+      </w:tblGrid>
+      <w:tr>
+        <w:tc>
+          <w:tcPr>
+            <w:tcW w:w="8522" w:type="dxa"/>
+            <w:shd w:val="clear" w:color="auto" w:fill="FFF2CC" w:themeFill="accent4" w:themeFillTint="33"/>
+          </w:tcPr>
+          <w:p>
+            <w:pPr>
+              <w:rPr>
+                <w:rFonts w:ascii="Tahoma" w:eastAsia="微软雅黑" w:hAnsi="Tahoma"/>
+                <w:kern w:val="0"/>
+                <w:sz w:val="22"/>
+              </w:rPr>
+            </w:pPr>
+            <w:r>
+              <w:rPr>
+                <w:rFonts w:ascii="Tahoma" w:eastAsia="微软雅黑" w:hAnsi="Tahoma" w:hint="eastAsia"/>
+                <w:kern w:val="0"/>
+                <w:sz w:val="22"/>
+              </w:rPr>
+              <w:t>上述的</w:t>
+            </w:r>
+            <w:r>
+              <w:rPr>
+                <w:rFonts w:ascii="Tahoma" w:eastAsia="微软雅黑" w:hAnsi="Tahoma" w:hint="eastAsia"/>
+                <w:kern w:val="0"/>
+                <w:sz w:val="22"/>
+              </w:rPr>
+              <w:t xml:space="preserve"> </w:t>
+            </w:r>
+            <w:r>
+              <w:rPr>
+                <w:rFonts w:ascii="Tahoma" w:eastAsia="微软雅黑" w:hAnsi="Tahoma" w:hint="eastAsia"/>
+                <w:kern w:val="0"/>
+                <w:sz w:val="22"/>
+              </w:rPr>
+              <w:t>不允许条件</w:t>
+            </w:r>
+            <w:r>
+              <w:rPr>
+                <w:rFonts w:ascii="Tahoma" w:eastAsia="微软雅黑" w:hAnsi="Tahoma" w:hint="eastAsia"/>
+                <w:kern w:val="0"/>
+                <w:sz w:val="22"/>
+              </w:rPr>
+              <w:t xml:space="preserve"> </w:t>
+            </w:r>
+            <w:r>
+              <w:rPr>
+                <w:rFonts w:ascii="Tahoma" w:eastAsia="微软雅黑" w:hAnsi="Tahoma" w:hint="eastAsia"/>
+                <w:kern w:val="0"/>
+                <w:sz w:val="22"/>
+              </w:rPr>
+              <w:t>为固定机制，不可修改。</w:t>
+            </w:r>
+          </w:p>
+        </w:tc>
+      </w:tr>
+    </w:tbl>
+    <w:p>
+      <w:pPr>
+        <w:snapToGrid w:val="0"/>
+        <w:rPr>
+          <w:rFonts w:ascii="Tahoma" w:eastAsia="微软雅黑" w:hAnsi="Tahoma"/>
+          <w:kern w:val="0"/>
+          <w:sz w:val="22"/>
+        </w:rPr>
+      </w:pPr>
+      <w:r>
+        <w:rPr>
+          <w:rFonts w:ascii="Tahoma" w:eastAsia="微软雅黑" w:hAnsi="Tahoma" w:hint="eastAsia"/>
+          <w:kern w:val="0"/>
+          <w:sz w:val="22"/>
+        </w:rPr>
+        <w:t>除了上述的情况，</w:t>
+      </w:r>
+    </w:p>
+    <w:p>
+      <w:pPr>
+        <w:snapToGrid w:val="0"/>
+        <w:rPr>
+          <w:rFonts w:ascii="Tahoma" w:eastAsia="微软雅黑" w:hAnsi="Tahoma"/>
+          <w:kern w:val="0"/>
+          <w:sz w:val="22"/>
+        </w:rPr>
+      </w:pPr>
+      <w:r>
+        <w:rPr>
+          <w:rFonts w:ascii="Tahoma" w:eastAsia="微软雅黑" w:hAnsi="Tahoma" w:hint="eastAsia"/>
+          <w:kern w:val="0"/>
+          <w:sz w:val="22"/>
+        </w:rPr>
+        <w:t>基于</w:t>
+      </w:r>
+      <w:r>
+        <w:rPr>
+          <w:rFonts w:ascii="Tahoma" w:eastAsia="微软雅黑" w:hAnsi="Tahoma" w:hint="eastAsia"/>
+          <w:kern w:val="0"/>
+          <w:sz w:val="22"/>
+        </w:rPr>
+        <w:t xml:space="preserve"> </w:t>
+      </w:r>
+      <w:r>
+        <w:rPr>
+          <w:rFonts w:ascii="Tahoma" w:eastAsia="微软雅黑" w:hAnsi="Tahoma" w:hint="eastAsia"/>
+          <w:kern w:val="0"/>
+          <w:sz w:val="22"/>
+        </w:rPr>
+        <w:t>互动</w:t>
+      </w:r>
+      <w:r>
+        <w:rPr>
+          <w:rFonts w:ascii="Tahoma" w:eastAsia="微软雅黑" w:hAnsi="Tahoma" w:hint="eastAsia"/>
+          <w:kern w:val="0"/>
+          <w:sz w:val="22"/>
+        </w:rPr>
+        <w:t>-</w:t>
+      </w:r>
+      <w:r>
+        <w:rPr>
+          <w:rFonts w:ascii="Tahoma" w:eastAsia="微软雅黑" w:hAnsi="Tahoma" w:hint="eastAsia"/>
+          <w:kern w:val="0"/>
+          <w:sz w:val="22"/>
+        </w:rPr>
+        <w:t>允许操作玩家</w:t>
+      </w:r>
+      <w:r>
+        <w:rPr>
+          <w:rFonts w:ascii="Tahoma" w:eastAsia="微软雅黑" w:hAnsi="Tahoma" w:hint="eastAsia"/>
+          <w:kern w:val="0"/>
+          <w:sz w:val="22"/>
+        </w:rPr>
+        <w:t>触发</w:t>
+      </w:r>
+      <w:r>
+        <w:rPr>
+          <w:rFonts w:ascii="Tahoma" w:eastAsia="微软雅黑" w:hAnsi="Tahoma" w:hint="eastAsia"/>
+          <w:kern w:val="0"/>
+          <w:sz w:val="22"/>
+        </w:rPr>
+        <w:t xml:space="preserve"> </w:t>
+      </w:r>
+      <w:r>
+        <w:rPr>
+          <w:rFonts w:ascii="Tahoma" w:eastAsia="微软雅黑" w:hAnsi="Tahoma" w:hint="eastAsia"/>
+          <w:kern w:val="0"/>
+          <w:sz w:val="22"/>
+        </w:rPr>
+        <w:t>的</w:t>
+      </w:r>
+      <w:r>
+        <w:rPr>
+          <w:rFonts w:ascii="Tahoma" w:eastAsia="微软雅黑" w:hAnsi="Tahoma" w:hint="eastAsia"/>
+          <w:kern w:val="0"/>
+          <w:sz w:val="22"/>
+        </w:rPr>
+        <w:t xml:space="preserve"> </w:t>
+      </w:r>
+      <w:r>
+        <w:rPr>
+          <w:rFonts w:ascii="Tahoma" w:eastAsia="微软雅黑" w:hAnsi="Tahoma" w:hint="eastAsia"/>
+          <w:kern w:val="0"/>
+          <w:sz w:val="22"/>
+        </w:rPr>
+        <w:t>子插件</w:t>
+      </w:r>
+      <w:r>
+        <w:rPr>
+          <w:rFonts w:ascii="Tahoma" w:eastAsia="微软雅黑" w:hAnsi="Tahoma" w:hint="eastAsia"/>
+          <w:kern w:val="0"/>
+          <w:sz w:val="22"/>
+        </w:rPr>
+        <w:t xml:space="preserve"> </w:t>
+      </w:r>
+      <w:r>
+        <w:rPr>
+          <w:rFonts w:ascii="Tahoma" w:eastAsia="微软雅黑" w:hAnsi="Tahoma" w:hint="eastAsia"/>
+          <w:kern w:val="0"/>
+          <w:sz w:val="22"/>
+        </w:rPr>
+        <w:t>也会有一些权限设置，</w:t>
+      </w:r>
+    </w:p>
+    <w:p>
+      <w:pPr>
+        <w:snapToGrid w:val="0"/>
+        <w:spacing w:after="200"/>
+        <w:rPr>
+          <w:rFonts w:ascii="Tahoma" w:eastAsia="微软雅黑" w:hAnsi="Tahoma"/>
+          <w:kern w:val="0"/>
+          <w:sz w:val="22"/>
+        </w:rPr>
+      </w:pPr>
+      <w:r>
+        <w:rPr>
+          <w:rFonts w:ascii="Tahoma" w:eastAsia="微软雅黑" w:hAnsi="Tahoma" w:hint="eastAsia"/>
+          <w:kern w:val="0"/>
+          <w:sz w:val="22"/>
+        </w:rPr>
+        <w:t>在子插件设定的情况下，也不允许操作</w:t>
+      </w:r>
+      <w:r>
+        <w:rPr>
+          <w:rFonts w:ascii="Tahoma" w:eastAsia="微软雅黑" w:hAnsi="Tahoma" w:hint="eastAsia"/>
+          <w:kern w:val="0"/>
+          <w:sz w:val="22"/>
+        </w:rPr>
+        <w:t>触发</w:t>
+      </w:r>
+      <w:r>
+        <w:rPr>
+          <w:rFonts w:ascii="Tahoma" w:eastAsia="微软雅黑" w:hAnsi="Tahoma" w:hint="eastAsia"/>
+          <w:kern w:val="0"/>
+          <w:sz w:val="22"/>
+        </w:rPr>
+        <w:t>。</w:t>
       </w:r>
     </w:p>
     <w:tbl>
@@ -3651,6 +3997,7 @@
           </w:tcPr>
           <w:p>
             <w:pPr>
+              <w:snapToGrid w:val="0"/>
               <w:rPr>
                 <w:rFonts w:ascii="Tahoma" w:eastAsia="微软雅黑" w:hAnsi="Tahoma"/>
                 <w:kern w:val="0"/>
@@ -3663,7 +4010,25 @@
                 <w:kern w:val="0"/>
                 <w:sz w:val="22"/>
               </w:rPr>
-              <w:t>上述的</w:t>
+              <w:t>注意，</w:t>
+            </w:r>
+          </w:p>
+          <w:p>
+            <w:pPr>
+              <w:snapToGrid w:val="0"/>
+              <w:rPr>
+                <w:rFonts w:ascii="Tahoma" w:eastAsia="微软雅黑" w:hAnsi="Tahoma"/>
+                <w:kern w:val="0"/>
+                <w:sz w:val="22"/>
+              </w:rPr>
+            </w:pPr>
+            <w:r>
+              <w:rPr>
+                <w:rFonts w:ascii="Tahoma" w:eastAsia="微软雅黑" w:hAnsi="Tahoma" w:hint="eastAsia"/>
+                <w:kern w:val="0"/>
+                <w:sz w:val="22"/>
+              </w:rPr>
+              <w:t>空白队伍的情况下（队伍中没有任何角色），玩家可以</w:t>
             </w:r>
             <w:r>
               <w:rPr>
@@ -3671,7 +4036,7 @@
                 <w:kern w:val="0"/>
                 <w:sz w:val="22"/>
               </w:rPr>
-              <w:t xml:space="preserve"> </w:t>
+              <w:t>触发</w:t>
             </w:r>
             <w:r>
               <w:rPr>
@@ -3679,7 +4044,25 @@
                 <w:kern w:val="0"/>
                 <w:sz w:val="22"/>
               </w:rPr>
-              <w:t>不允许条件</w:t>
+              <w:t>，没有限制。</w:t>
+            </w:r>
+          </w:p>
+          <w:p>
+            <w:pPr>
+              <w:snapToGrid w:val="0"/>
+              <w:rPr>
+                <w:rFonts w:ascii="Tahoma" w:eastAsia="微软雅黑" w:hAnsi="Tahoma" w:hint="eastAsia"/>
+                <w:kern w:val="0"/>
+                <w:sz w:val="22"/>
+              </w:rPr>
+            </w:pPr>
+            <w:r>
+              <w:rPr>
+                <w:rFonts w:ascii="Tahoma" w:eastAsia="微软雅黑" w:hAnsi="Tahoma" w:hint="eastAsia"/>
+                <w:kern w:val="0"/>
+                <w:sz w:val="22"/>
+              </w:rPr>
+              <w:t>空白事件的情况下（</w:t>
             </w:r>
             <w:r>
               <w:rPr>
@@ -3687,7 +4070,7 @@
                 <w:kern w:val="0"/>
                 <w:sz w:val="22"/>
               </w:rPr>
-              <w:t xml:space="preserve"> </w:t>
+              <w:t>事件</w:t>
             </w:r>
             <w:r>
               <w:rPr>
@@ -3695,7 +4078,78 @@
                 <w:kern w:val="0"/>
                 <w:sz w:val="22"/>
               </w:rPr>
-              <w:t>为固定机制，不可修改。</w:t>
+              <w:t>没有行走图），玩家也可以触发，没有限制。</w:t>
+            </w:r>
+          </w:p>
+          <w:p>
+            <w:pPr>
+              <w:snapToGrid w:val="0"/>
+              <w:rPr>
+                <w:rFonts w:ascii="Tahoma" w:eastAsia="微软雅黑" w:hAnsi="Tahoma" w:hint="eastAsia"/>
+                <w:kern w:val="0"/>
+                <w:sz w:val="22"/>
+              </w:rPr>
+            </w:pPr>
+            <w:r>
+              <w:rPr>
+                <w:rFonts w:ascii="Tahoma" w:eastAsia="微软雅黑" w:hAnsi="Tahoma" w:hint="eastAsia"/>
+                <w:kern w:val="0"/>
+                <w:sz w:val="22"/>
+              </w:rPr>
+              <w:t>你可以了解下文档：“</w:t>
+            </w:r>
+            <w:r>
+              <w:rPr>
+                <w:rFonts w:ascii="Tahoma" w:eastAsia="微软雅黑" w:hAnsi="Tahoma" w:hint="eastAsia"/>
+                <w:color w:val="0070C0"/>
+                <w:kern w:val="0"/>
+                <w:sz w:val="22"/>
+              </w:rPr>
+              <w:t>10.</w:t>
+            </w:r>
+            <w:r>
+              <w:rPr>
+                <w:rFonts w:ascii="Tahoma" w:eastAsia="微软雅黑" w:hAnsi="Tahoma" w:hint="eastAsia"/>
+                <w:color w:val="0070C0"/>
+                <w:kern w:val="0"/>
+                <w:sz w:val="22"/>
+              </w:rPr>
+              <w:t>互动</w:t>
+            </w:r>
+            <w:r>
+              <w:rPr>
+                <w:rFonts w:ascii="Tahoma" w:eastAsia="微软雅黑" w:hAnsi="Tahoma" w:hint="eastAsia"/>
+                <w:color w:val="0070C0"/>
+                <w:kern w:val="0"/>
+                <w:sz w:val="22"/>
+              </w:rPr>
+              <w:t xml:space="preserve"> &gt; </w:t>
+            </w:r>
+            <w:r>
+              <w:rPr>
+                <w:rFonts w:ascii="Tahoma" w:eastAsia="微软雅黑" w:hAnsi="Tahoma" w:hint="eastAsia"/>
+                <w:color w:val="0070C0"/>
+                <w:kern w:val="0"/>
+                <w:sz w:val="22"/>
+              </w:rPr>
+              <w:t>关于玩家队员管理</w:t>
+            </w:r>
+            <w:r>
+              <w:rPr>
+                <w:rFonts w:ascii="Tahoma" w:eastAsia="微软雅黑" w:hAnsi="Tahoma" w:hint="eastAsia"/>
+                <w:color w:val="0070C0"/>
+                <w:kern w:val="0"/>
+                <w:sz w:val="22"/>
+              </w:rPr>
+              <w:t>.docx</w:t>
+            </w:r>
+            <w:r>
+              <w:rPr>
+                <w:rFonts w:ascii="Tahoma" w:eastAsia="微软雅黑" w:hAnsi="Tahoma" w:hint="eastAsia"/>
+                <w:kern w:val="0"/>
+                <w:sz w:val="22"/>
+              </w:rPr>
+              <w:t>”。</w:t>
             </w:r>
           </w:p>
         </w:tc>
@@ -3710,174 +4164,25 @@
           <w:sz w:val="22"/>
         </w:rPr>
       </w:pPr>
-      <w:r>
-        <w:rPr>
-          <w:rFonts w:ascii="Tahoma" w:eastAsia="微软雅黑" w:hAnsi="Tahoma" w:hint="eastAsia"/>
-          <w:kern w:val="0"/>
-          <w:sz w:val="22"/>
-        </w:rPr>
-        <w:t>除了上述的情况，</w:t>
-      </w:r>
-    </w:p>
-    <w:p>
-      <w:pPr>
-        <w:snapToGrid w:val="0"/>
-        <w:rPr>
-          <w:rFonts w:ascii="Tahoma" w:eastAsia="微软雅黑" w:hAnsi="Tahoma"/>
-          <w:kern w:val="0"/>
-          <w:sz w:val="22"/>
-        </w:rPr>
-      </w:pPr>
-      <w:r>
-        <w:rPr>
-          <w:rFonts w:ascii="Tahoma" w:eastAsia="微软雅黑" w:hAnsi="Tahoma" w:hint="eastAsia"/>
-          <w:kern w:val="0"/>
-          <w:sz w:val="22"/>
-        </w:rPr>
-        <w:t>基于</w:t>
-      </w:r>
-      <w:r>
-        <w:rPr>
-          <w:rFonts w:ascii="Tahoma" w:eastAsia="微软雅黑" w:hAnsi="Tahoma" w:hint="eastAsia"/>
-          <w:kern w:val="0"/>
-          <w:sz w:val="22"/>
-        </w:rPr>
-        <w:t xml:space="preserve"> </w:t>
-      </w:r>
-      <w:r>
-        <w:rPr>
-          <w:rFonts w:ascii="Tahoma" w:eastAsia="微软雅黑" w:hAnsi="Tahoma" w:hint="eastAsia"/>
-          <w:kern w:val="0"/>
-          <w:sz w:val="22"/>
-        </w:rPr>
-        <w:t>互动</w:t>
-      </w:r>
-      <w:r>
-        <w:rPr>
-          <w:rFonts w:ascii="Tahoma" w:eastAsia="微软雅黑" w:hAnsi="Tahoma" w:hint="eastAsia"/>
-          <w:kern w:val="0"/>
-          <w:sz w:val="22"/>
-        </w:rPr>
-        <w:t>-</w:t>
-      </w:r>
-      <w:r>
-        <w:rPr>
-          <w:rFonts w:ascii="Tahoma" w:eastAsia="微软雅黑" w:hAnsi="Tahoma" w:hint="eastAsia"/>
-          <w:kern w:val="0"/>
-          <w:sz w:val="22"/>
-        </w:rPr>
-        <w:t>允许操作玩家</w:t>
-      </w:r>
-      <w:r>
-        <w:rPr>
-          <w:rFonts w:ascii="Tahoma" w:eastAsia="微软雅黑" w:hAnsi="Tahoma" w:hint="eastAsia"/>
-          <w:kern w:val="0"/>
-          <w:sz w:val="22"/>
-        </w:rPr>
-        <w:t>触发</w:t>
-      </w:r>
-      <w:r>
-        <w:rPr>
-          <w:rFonts w:ascii="Tahoma" w:eastAsia="微软雅黑" w:hAnsi="Tahoma" w:hint="eastAsia"/>
-          <w:kern w:val="0"/>
-          <w:sz w:val="22"/>
-        </w:rPr>
-        <w:t xml:space="preserve"> </w:t>
-      </w:r>
-      <w:r>
-        <w:rPr>
-          <w:rFonts w:ascii="Tahoma" w:eastAsia="微软雅黑" w:hAnsi="Tahoma" w:hint="eastAsia"/>
-          <w:kern w:val="0"/>
-          <w:sz w:val="22"/>
-        </w:rPr>
-        <w:t>的</w:t>
-      </w:r>
-      <w:r>
-        <w:rPr>
-          <w:rFonts w:ascii="Tahoma" w:eastAsia="微软雅黑" w:hAnsi="Tahoma" w:hint="eastAsia"/>
-          <w:kern w:val="0"/>
-          <w:sz w:val="22"/>
-        </w:rPr>
-        <w:t xml:space="preserve"> </w:t>
-      </w:r>
-      <w:r>
-        <w:rPr>
-          <w:rFonts w:ascii="Tahoma" w:eastAsia="微软雅黑" w:hAnsi="Tahoma" w:hint="eastAsia"/>
-          <w:kern w:val="0"/>
-          <w:sz w:val="22"/>
-        </w:rPr>
-        <w:t>子插件</w:t>
-      </w:r>
-      <w:r>
-        <w:rPr>
-          <w:rFonts w:ascii="Tahoma" w:eastAsia="微软雅黑" w:hAnsi="Tahoma" w:hint="eastAsia"/>
-          <w:kern w:val="0"/>
-          <w:sz w:val="22"/>
-        </w:rPr>
-        <w:t xml:space="preserve"> </w:t>
-      </w:r>
-      <w:r>
-        <w:rPr>
-          <w:rFonts w:ascii="Tahoma" w:eastAsia="微软雅黑" w:hAnsi="Tahoma" w:hint="eastAsia"/>
-          <w:kern w:val="0"/>
-          <w:sz w:val="22"/>
-        </w:rPr>
-        <w:t>也会有一些权限设置，</w:t>
-      </w:r>
-    </w:p>
-    <w:p>
-      <w:pPr>
-        <w:snapToGrid w:val="0"/>
-        <w:rPr>
-          <w:rFonts w:ascii="Tahoma" w:eastAsia="微软雅黑" w:hAnsi="Tahoma"/>
-          <w:kern w:val="0"/>
-          <w:sz w:val="22"/>
-        </w:rPr>
-      </w:pPr>
-      <w:r>
-        <w:rPr>
-          <w:rFonts w:ascii="Tahoma" w:eastAsia="微软雅黑" w:hAnsi="Tahoma" w:hint="eastAsia"/>
-          <w:kern w:val="0"/>
-          <w:sz w:val="22"/>
-        </w:rPr>
-        <w:t>在子插件设定的情况下，也不允许操作</w:t>
-      </w:r>
-      <w:r>
-        <w:rPr>
-          <w:rFonts w:ascii="Tahoma" w:eastAsia="微软雅黑" w:hAnsi="Tahoma" w:hint="eastAsia"/>
-          <w:kern w:val="0"/>
-          <w:sz w:val="22"/>
-        </w:rPr>
-        <w:t>触发</w:t>
-      </w:r>
-      <w:r>
-        <w:rPr>
-          <w:rFonts w:ascii="Tahoma" w:eastAsia="微软雅黑" w:hAnsi="Tahoma" w:hint="eastAsia"/>
-          <w:kern w:val="0"/>
-          <w:sz w:val="22"/>
-        </w:rPr>
-        <w:t>。</w:t>
-      </w:r>
-    </w:p>
-    <w:p>
-      <w:pPr>
-        <w:snapToGrid w:val="0"/>
-        <w:rPr>
-          <w:rFonts w:ascii="Tahoma" w:eastAsia="微软雅黑" w:hAnsi="Tahoma"/>
-          <w:kern w:val="0"/>
-          <w:sz w:val="22"/>
-        </w:rPr>
-      </w:pPr>
-    </w:p>
-    <w:p>
-      <w:pPr>
-        <w:snapToGrid w:val="0"/>
-        <w:rPr>
-          <w:rFonts w:ascii="Tahoma" w:eastAsia="微软雅黑" w:hAnsi="Tahoma"/>
-          <w:kern w:val="0"/>
-          <w:sz w:val="22"/>
-        </w:rPr>
-      </w:pPr>
+    </w:p>
+    <w:p>
+      <w:pPr>
+        <w:widowControl/>
+        <w:jc w:val="left"/>
+        <w:rPr>
+          <w:rFonts w:ascii="Tahoma" w:eastAsia="微软雅黑" w:hAnsi="Tahoma"/>
+          <w:kern w:val="0"/>
+          <w:sz w:val="22"/>
+        </w:rPr>
+      </w:pPr>
+      <w:r>
+        <w:rPr>
+          <w:rFonts w:ascii="Tahoma" w:eastAsia="微软雅黑" w:hAnsi="Tahoma"/>
+          <w:kern w:val="0"/>
+          <w:sz w:val="22"/>
+        </w:rPr>
+        <w:br w:type="page"/>
+      </w:r>
     </w:p>
     <w:p>
       <w:pPr>
@@ -3886,47 +4191,74 @@
           <w:rFonts w:hint="eastAsia"/>
         </w:rPr>
       </w:pPr>
-      <w:bookmarkStart w:id="10" w:name="_操作事件触发"/>
-      <w:bookmarkEnd w:id="10"/>
+      <w:bookmarkStart w:id="11" w:name="_操作事件触发"/>
+      <w:bookmarkEnd w:id="11"/>
       <w:r>
         <w:rPr>
           <w:rFonts w:hint="eastAsia"/>
         </w:rPr>
+        <w:lastRenderedPageBreak/>
         <w:t>操作事件触发</w:t>
       </w:r>
-    </w:p>
-    <w:p>
-      <w:pPr>
-        <w:snapToGrid w:val="0"/>
-        <w:rPr>
-          <w:rFonts w:ascii="Tahoma" w:eastAsia="微软雅黑" w:hAnsi="Tahoma"/>
-          <w:kern w:val="0"/>
-          <w:sz w:val="22"/>
-        </w:rPr>
-      </w:pPr>
-      <w:r>
-        <w:rPr>
-          <w:rFonts w:ascii="Tahoma" w:eastAsia="微软雅黑" w:hAnsi="Tahoma" w:hint="eastAsia"/>
-          <w:kern w:val="0"/>
-          <w:sz w:val="22"/>
-        </w:rPr>
-        <w:t>插件</w:t>
-      </w:r>
-      <w:r>
-        <w:rPr>
-          <w:rFonts w:ascii="Tahoma" w:eastAsia="微软雅黑" w:hAnsi="Tahoma" w:hint="eastAsia"/>
-          <w:kern w:val="0"/>
-          <w:sz w:val="22"/>
-        </w:rPr>
-        <w:t>包含</w:t>
-      </w:r>
-      <w:r>
-        <w:rPr>
-          <w:rFonts w:ascii="Tahoma" w:eastAsia="微软雅黑" w:hAnsi="Tahoma" w:hint="eastAsia"/>
-          <w:kern w:val="0"/>
-          <w:sz w:val="22"/>
-        </w:rPr>
-        <w:t>：</w:t>
+      <w:r>
+        <w:rPr>
+          <w:rFonts w:hint="eastAsia"/>
+        </w:rPr>
+        <w:t>（权限）</w:t>
+      </w:r>
+    </w:p>
+    <w:p>
+      <w:pPr>
+        <w:pStyle w:val="4"/>
+        <w:snapToGrid w:val="0"/>
+        <w:spacing w:before="120" w:after="120" w:line="240" w:lineRule="auto"/>
+        <w:rPr>
+          <w:rFonts w:ascii="微软雅黑" w:eastAsia="微软雅黑" w:hAnsi="微软雅黑" w:hint="eastAsia"/>
+          <w:sz w:val="22"/>
+          <w:szCs w:val="22"/>
+        </w:rPr>
+      </w:pPr>
+      <w:r>
+        <w:rPr>
+          <w:rFonts w:ascii="微软雅黑" w:eastAsia="微软雅黑" w:hAnsi="微软雅黑" w:hint="eastAsia"/>
+          <w:sz w:val="22"/>
+          <w:szCs w:val="22"/>
+        </w:rPr>
+        <w:t>1)</w:t>
+      </w:r>
+      <w:r>
+        <w:rPr>
+          <w:rFonts w:ascii="微软雅黑" w:eastAsia="微软雅黑" w:hAnsi="微软雅黑" w:hint="eastAsia"/>
+          <w:sz w:val="22"/>
+          <w:szCs w:val="22"/>
+        </w:rPr>
+        <w:t xml:space="preserve"> 插件用法</w:t>
+      </w:r>
+    </w:p>
+    <w:p>
+      <w:pPr>
+        <w:snapToGrid w:val="0"/>
+        <w:rPr>
+          <w:rFonts w:ascii="Tahoma" w:eastAsia="微软雅黑" w:hAnsi="Tahoma"/>
+          <w:kern w:val="0"/>
+          <w:sz w:val="22"/>
+        </w:rPr>
+      </w:pPr>
+      <w:r>
+        <w:rPr>
+          <w:rFonts w:ascii="Tahoma" w:eastAsia="微软雅黑" w:hAnsi="Tahoma" w:hint="eastAsia"/>
+          <w:kern w:val="0"/>
+          <w:sz w:val="22"/>
+        </w:rPr>
+        <w:t>相关</w:t>
+      </w:r>
+      <w:r>
+        <w:rPr>
+          <w:rFonts w:ascii="Tahoma" w:eastAsia="微软雅黑" w:hAnsi="Tahoma" w:hint="eastAsia"/>
+          <w:kern w:val="0"/>
+          <w:sz w:val="22"/>
+        </w:rPr>
+        <w:t>插件：</w:t>
       </w:r>
     </w:p>
     <w:p>
@@ -4412,10 +4744,10 @@
           <w:sz w:val="22"/>
         </w:rPr>
         <w:object w:dxaOrig="9565" w:dyaOrig="2112" w14:anchorId="182B3406">
-          <v:shape id="_x0000_i1027" type="#_x0000_t75" style="width:414.75pt;height:91.5pt" o:ole="">
+          <v:shape id="_x0000_i1027" type="#_x0000_t75" style="width:414.6pt;height:91.2pt" o:ole="">
             <v:imagedata r:id="rId14" o:title=""/>
           </v:shape>
-          <o:OLEObject Type="Embed" ProgID="Visio.Drawing.15" ShapeID="_x0000_i1027" DrawAspect="Content" ObjectID="_1805810794" r:id="rId15"/>
+          <o:OLEObject Type="Embed" ProgID="Visio.Drawing.15" ShapeID="_x0000_i1027" DrawAspect="Content" ObjectID="_1813923140" r:id="rId15"/>
         </w:object>
       </w:r>
     </w:p>
@@ -4537,8 +4869,8 @@
           <w:rFonts w:hint="eastAsia"/>
         </w:rPr>
       </w:pPr>
-      <w:bookmarkStart w:id="11" w:name="_设计控制一个事件并能操作触发"/>
-      <w:bookmarkEnd w:id="11"/>
+      <w:bookmarkStart w:id="12" w:name="_设计控制一个事件并能操作触发"/>
+      <w:bookmarkEnd w:id="12"/>
       <w:r>
         <w:rPr>
           <w:rFonts w:hint="eastAsia"/>
@@ -4907,17 +5239,13 @@
       </w:pPr>
       <w:r>
         <w:rPr>
-          <w:rFonts w:ascii="宋体" w:eastAsia="宋体" w:hAnsi="宋体" w:cs="宋体"/>
           <w:noProof/>
-          <w:kern w:val="0"/>
-          <w:sz w:val="24"/>
-          <w:szCs w:val="24"/>
         </w:rPr>
         <w:drawing>
-          <wp:inline distT="0" distB="0" distL="0" distR="0" wp14:anchorId="7A356F21" wp14:editId="48206E1B">
-            <wp:extent cx="4451350" cy="2697284"/>
-            <wp:effectExtent l="0" t="0" r="6350" b="8255"/>
-            <wp:docPr id="1601603111" name="图片 6"/>
+          <wp:inline distT="0" distB="0" distL="0" distR="0" wp14:anchorId="53881AB3" wp14:editId="00A8DEA6">
+            <wp:extent cx="4574011" cy="2773680"/>
+            <wp:effectExtent l="0" t="0" r="0" b="7620"/>
+            <wp:docPr id="1498911591" name="图片 3"/>
             <wp:cNvGraphicFramePr>
               <a:graphicFrameLocks xmlns:a="http://schemas.openxmlformats.org/drawingml/2006/main" noChangeAspect="1"/>
             </wp:cNvGraphicFramePr>
@@ -4925,7 +5253,7 @@
               <a:graphicData uri="http://schemas.openxmlformats.org/drawingml/2006/picture">
                 <pic:pic xmlns:pic="http://schemas.openxmlformats.org/drawingml/2006/picture">
                   <pic:nvPicPr>
-                    <pic:cNvPr id="0" name="Picture 15"/>
+                    <pic:cNvPr id="0" name="Picture 8"/>
                     <pic:cNvPicPr>
                       <a:picLocks noChangeAspect="1" noChangeArrowheads="1"/>
                     </pic:cNvPicPr>
@@ -4946,7 +5274,7 @@
                   <pic:spPr bwMode="auto">
                     <a:xfrm>
                       <a:off x="0" y="0"/>
-                      <a:ext cx="4459141" cy="2702005"/>
+                      <a:ext cx="4576092" cy="2774942"/>
                     </a:xfrm>
                     <a:prstGeom prst="rect">
                       <a:avLst/>
@@ -4978,17 +5306,13 @@
       </w:pPr>
       <w:r>
         <w:rPr>
-          <w:rFonts w:ascii="宋体" w:eastAsia="宋体" w:hAnsi="宋体" w:cs="宋体"/>
           <w:noProof/>
-          <w:kern w:val="0"/>
-          <w:sz w:val="24"/>
-          <w:szCs w:val="24"/>
         </w:rPr>
         <w:drawing>
-          <wp:inline distT="0" distB="0" distL="0" distR="0" wp14:anchorId="4717EC6A" wp14:editId="6A306443">
-            <wp:extent cx="3032760" cy="408372"/>
+          <wp:inline distT="0" distB="0" distL="0" distR="0" wp14:anchorId="64586BF4" wp14:editId="4E25A36D">
+            <wp:extent cx="3421380" cy="460701"/>
             <wp:effectExtent l="0" t="0" r="0" b="0"/>
-            <wp:docPr id="411976232" name="图片 7"/>
+            <wp:docPr id="718669562" name="图片 4"/>
             <wp:cNvGraphicFramePr>
               <a:graphicFrameLocks xmlns:a="http://schemas.openxmlformats.org/drawingml/2006/main" noChangeAspect="1"/>
             </wp:cNvGraphicFramePr>
@@ -4996,7 +5320,7 @@
               <a:graphicData uri="http://schemas.openxmlformats.org/drawingml/2006/picture">
                 <pic:pic xmlns:pic="http://schemas.openxmlformats.org/drawingml/2006/picture">
                   <pic:nvPicPr>
-                    <pic:cNvPr id="0" name="Picture 17"/>
+                    <pic:cNvPr id="0" name="Picture 10"/>
                     <pic:cNvPicPr>
                       <a:picLocks noChangeAspect="1" noChangeArrowheads="1"/>
                     </pic:cNvPicPr>
@@ -5017,7 +5341,7 @@
                   <pic:spPr bwMode="auto">
                     <a:xfrm>
                       <a:off x="0" y="0"/>
-                      <a:ext cx="3051723" cy="410925"/>
+                      <a:ext cx="3440472" cy="463272"/>
                     </a:xfrm>
                     <a:prstGeom prst="rect">
                       <a:avLst/>
@@ -5731,8 +6055,6 @@
     <w:p>
       <w:pPr>
         <w:widowControl/>
-        <w:adjustRightInd w:val="0"/>
-        <w:snapToGrid w:val="0"/>
         <w:jc w:val="left"/>
         <w:rPr>
           <w:rFonts w:ascii="Tahoma" w:eastAsia="微软雅黑" w:hAnsi="Tahoma"/>
@@ -5740,25 +6062,6 @@
           <w:sz w:val="22"/>
         </w:rPr>
       </w:pPr>
-    </w:p>
-    <w:p>
-      <w:pPr>
-        <w:widowControl/>
-        <w:jc w:val="left"/>
-        <w:rPr>
-          <w:rFonts w:ascii="Tahoma" w:eastAsia="微软雅黑" w:hAnsi="Tahoma"/>
-          <w:kern w:val="0"/>
-          <w:sz w:val="22"/>
-        </w:rPr>
-      </w:pPr>
-      <w:r>
-        <w:rPr>
-          <w:rFonts w:ascii="Tahoma" w:eastAsia="微软雅黑" w:hAnsi="Tahoma"/>
-          <w:kern w:val="0"/>
-          <w:sz w:val="22"/>
-        </w:rPr>
-        <w:br w:type="page"/>
-      </w:r>
     </w:p>
     <w:p>
       <w:pPr>
@@ -6029,17 +6332,13 @@
       </w:pPr>
       <w:r>
         <w:rPr>
-          <w:rFonts w:ascii="宋体" w:eastAsia="宋体" w:hAnsi="宋体" w:cs="宋体"/>
           <w:noProof/>
-          <w:kern w:val="0"/>
-          <w:sz w:val="24"/>
-          <w:szCs w:val="24"/>
         </w:rPr>
         <w:drawing>
-          <wp:inline distT="0" distB="0" distL="0" distR="0" wp14:anchorId="74D145E7" wp14:editId="242FAB38">
-            <wp:extent cx="3070898" cy="2247900"/>
-            <wp:effectExtent l="0" t="0" r="0" b="0"/>
-            <wp:docPr id="1577842207" name="图片 2"/>
+          <wp:inline distT="0" distB="0" distL="0" distR="0" wp14:anchorId="7B16F3A6" wp14:editId="608E09BA">
+            <wp:extent cx="3879850" cy="2844258"/>
+            <wp:effectExtent l="0" t="0" r="6350" b="0"/>
+            <wp:docPr id="1419241504" name="图片 5"/>
             <wp:cNvGraphicFramePr>
               <a:graphicFrameLocks xmlns:a="http://schemas.openxmlformats.org/drawingml/2006/main" noChangeAspect="1"/>
             </wp:cNvGraphicFramePr>
@@ -6047,13 +6346,13 @@
               <a:graphicData uri="http://schemas.openxmlformats.org/drawingml/2006/picture">
                 <pic:pic xmlns:pic="http://schemas.openxmlformats.org/drawingml/2006/picture">
                   <pic:nvPicPr>
-                    <pic:cNvPr id="0" name="Picture 7"/>
+                    <pic:cNvPr id="0" name="Picture 12"/>
                     <pic:cNvPicPr>
                       <a:picLocks noChangeAspect="1" noChangeArrowheads="1"/>
                     </pic:cNvPicPr>
                   </pic:nvPicPr>
                   <pic:blipFill>
-                    <a:blip r:embed="rId18" cstate="print">
+                    <a:blip r:embed="rId18">
                       <a:extLst>
                         <a:ext uri="{28A0092B-C50C-407E-A947-70E740481C1C}">
                           <a14:useLocalDpi xmlns:a14="http://schemas.microsoft.com/office/drawing/2010/main" val="0"/>
@@ -6068,7 +6367,7 @@
                   <pic:spPr bwMode="auto">
                     <a:xfrm>
                       <a:off x="0" y="0"/>
-                      <a:ext cx="3102135" cy="2270766"/>
+                      <a:ext cx="3881863" cy="2845734"/>
                     </a:xfrm>
                     <a:prstGeom prst="rect">
                       <a:avLst/>
@@ -6160,17 +6459,13 @@
       </w:pPr>
       <w:r>
         <w:rPr>
-          <w:rFonts w:ascii="宋体" w:eastAsia="宋体" w:hAnsi="宋体" w:cs="宋体"/>
           <w:noProof/>
-          <w:kern w:val="0"/>
-          <w:sz w:val="24"/>
-          <w:szCs w:val="24"/>
         </w:rPr>
         <w:drawing>
-          <wp:inline distT="0" distB="0" distL="0" distR="0" wp14:anchorId="70478986" wp14:editId="69C15070">
-            <wp:extent cx="4335821" cy="2346960"/>
-            <wp:effectExtent l="0" t="0" r="7620" b="0"/>
-            <wp:docPr id="1" name="图片 1"/>
+          <wp:inline distT="0" distB="0" distL="0" distR="0" wp14:anchorId="65D7A12D" wp14:editId="274EF10E">
+            <wp:extent cx="4641850" cy="2512612"/>
+            <wp:effectExtent l="0" t="0" r="6350" b="2540"/>
+            <wp:docPr id="1455201351" name="图片 6"/>
             <wp:cNvGraphicFramePr>
               <a:graphicFrameLocks xmlns:a="http://schemas.openxmlformats.org/drawingml/2006/main" noChangeAspect="1"/>
             </wp:cNvGraphicFramePr>
@@ -6178,7 +6473,7 @@
               <a:graphicData uri="http://schemas.openxmlformats.org/drawingml/2006/picture">
                 <pic:pic xmlns:pic="http://schemas.openxmlformats.org/drawingml/2006/picture">
                   <pic:nvPicPr>
-                    <pic:cNvPr id="0" name="Picture 2"/>
+                    <pic:cNvPr id="0" name="Picture 14"/>
                     <pic:cNvPicPr>
                       <a:picLocks noChangeAspect="1" noChangeArrowheads="1"/>
                     </pic:cNvPicPr>
@@ -6199,7 +6494,7 @@
                   <pic:spPr bwMode="auto">
                     <a:xfrm>
                       <a:off x="0" y="0"/>
-                      <a:ext cx="4358549" cy="2359263"/>
+                      <a:ext cx="4650899" cy="2517510"/>
                     </a:xfrm>
                     <a:prstGeom prst="rect">
                       <a:avLst/>
@@ -6252,17 +6547,14 @@
       </w:pPr>
       <w:r>
         <w:rPr>
-          <w:rFonts w:ascii="宋体" w:eastAsia="宋体" w:hAnsi="宋体" w:cs="宋体"/>
           <w:noProof/>
-          <w:kern w:val="0"/>
-          <w:sz w:val="24"/>
-          <w:szCs w:val="24"/>
-        </w:rPr>
+        </w:rPr>
+        <w:lastRenderedPageBreak/>
         <w:drawing>
-          <wp:inline distT="0" distB="0" distL="0" distR="0" wp14:anchorId="15A51AD9" wp14:editId="33D9DCE3">
-            <wp:extent cx="2423160" cy="1561916"/>
-            <wp:effectExtent l="0" t="0" r="0" b="635"/>
-            <wp:docPr id="4" name="图片 4"/>
+          <wp:inline distT="0" distB="0" distL="0" distR="0" wp14:anchorId="10A9B43E" wp14:editId="05A16B40">
+            <wp:extent cx="2621280" cy="1689620"/>
+            <wp:effectExtent l="0" t="0" r="7620" b="6350"/>
+            <wp:docPr id="1956180504" name="图片 7"/>
             <wp:cNvGraphicFramePr>
               <a:graphicFrameLocks xmlns:a="http://schemas.openxmlformats.org/drawingml/2006/main" noChangeAspect="1"/>
             </wp:cNvGraphicFramePr>
@@ -6270,7 +6562,7 @@
               <a:graphicData uri="http://schemas.openxmlformats.org/drawingml/2006/picture">
                 <pic:pic xmlns:pic="http://schemas.openxmlformats.org/drawingml/2006/picture">
                   <pic:nvPicPr>
-                    <pic:cNvPr id="0" name="Picture 7"/>
+                    <pic:cNvPr id="0" name="Picture 16"/>
                     <pic:cNvPicPr>
                       <a:picLocks noChangeAspect="1" noChangeArrowheads="1"/>
                     </pic:cNvPicPr>
@@ -6291,7 +6583,7 @@
                   <pic:spPr bwMode="auto">
                     <a:xfrm>
                       <a:off x="0" y="0"/>
-                      <a:ext cx="2431781" cy="1567473"/>
+                      <a:ext cx="2627447" cy="1693595"/>
                     </a:xfrm>
                     <a:prstGeom prst="rect">
                       <a:avLst/>
@@ -6342,7 +6634,6 @@
                 <w:kern w:val="0"/>
                 <w:sz w:val="22"/>
               </w:rPr>
-              <w:lastRenderedPageBreak/>
               <w:t>注意，玩家要关闭触发，然后</w:t>
             </w:r>
             <w:proofErr w:type="gramStart"/>
@@ -6507,17 +6798,13 @@
       </w:pPr>
       <w:r>
         <w:rPr>
-          <w:rFonts w:ascii="宋体" w:eastAsia="宋体" w:hAnsi="宋体" w:cs="宋体"/>
           <w:noProof/>
-          <w:kern w:val="0"/>
-          <w:sz w:val="24"/>
-          <w:szCs w:val="24"/>
         </w:rPr>
         <w:drawing>
-          <wp:inline distT="0" distB="0" distL="0" distR="0" wp14:anchorId="3DA9E942" wp14:editId="5784D5B6">
+          <wp:inline distT="0" distB="0" distL="0" distR="0" wp14:anchorId="437A7ED5" wp14:editId="60F0B69C">
             <wp:extent cx="5274310" cy="1123950"/>
             <wp:effectExtent l="0" t="0" r="2540" b="0"/>
-            <wp:docPr id="2" name="图片 2"/>
+            <wp:docPr id="1414900604" name="图片 8"/>
             <wp:cNvGraphicFramePr>
               <a:graphicFrameLocks xmlns:a="http://schemas.openxmlformats.org/drawingml/2006/main" noChangeAspect="1"/>
             </wp:cNvGraphicFramePr>
@@ -6525,7 +6812,7 @@
               <a:graphicData uri="http://schemas.openxmlformats.org/drawingml/2006/picture">
                 <pic:pic xmlns:pic="http://schemas.openxmlformats.org/drawingml/2006/picture">
                   <pic:nvPicPr>
-                    <pic:cNvPr id="0" name="Picture 3"/>
+                    <pic:cNvPr id="0" name="Picture 18"/>
                     <pic:cNvPicPr>
                       <a:picLocks noChangeAspect="1" noChangeArrowheads="1"/>
                     </pic:cNvPicPr>
@@ -6576,17 +6863,13 @@
       </w:pPr>
       <w:r>
         <w:rPr>
-          <w:rFonts w:ascii="宋体" w:eastAsia="宋体" w:hAnsi="宋体" w:cs="宋体"/>
           <w:noProof/>
-          <w:kern w:val="0"/>
-          <w:sz w:val="24"/>
-          <w:szCs w:val="24"/>
         </w:rPr>
         <w:drawing>
-          <wp:inline distT="0" distB="0" distL="0" distR="0" wp14:anchorId="0E6D9EFC" wp14:editId="050CE184">
+          <wp:inline distT="0" distB="0" distL="0" distR="0" wp14:anchorId="5615F6A6" wp14:editId="41B27EE4">
             <wp:extent cx="5274310" cy="1180465"/>
             <wp:effectExtent l="0" t="0" r="2540" b="635"/>
-            <wp:docPr id="3" name="图片 3"/>
+            <wp:docPr id="2121629472" name="图片 9"/>
             <wp:cNvGraphicFramePr>
               <a:graphicFrameLocks xmlns:a="http://schemas.openxmlformats.org/drawingml/2006/main" noChangeAspect="1"/>
             </wp:cNvGraphicFramePr>
@@ -6594,7 +6877,7 @@
               <a:graphicData uri="http://schemas.openxmlformats.org/drawingml/2006/picture">
                 <pic:pic xmlns:pic="http://schemas.openxmlformats.org/drawingml/2006/picture">
                   <pic:nvPicPr>
-                    <pic:cNvPr id="0" name="Picture 5"/>
+                    <pic:cNvPr id="0" name="Picture 20"/>
                     <pic:cNvPicPr>
                       <a:picLocks noChangeAspect="1" noChangeArrowheads="1"/>
                     </pic:cNvPicPr>
